--- a/docs/research/definitions_paper/submission_manuscript.docx
+++ b/docs/research/definitions_paper/submission_manuscript.docx
@@ -3309,35 +3309,7 @@
         <w:pStyle w:val="BodyText"/>
       </w:pPr>
       <w:r>
-        <w:t xml:space="preserve">Table </w:t>
-      </w:r>
-      <w:hyperlink w:anchor="tab:funnel">
-        <w:r>
-          <w:rPr>
-            <w:rStyle w:val="Hyperlink"/>
-          </w:rPr>
-          <w:t xml:space="preserve">1</w:t>
-        </w:r>
-      </w:hyperlink>
-      <w:r>
-        <w:t xml:space="preserve"> </w:t>
-      </w:r>
-      <w:r>
-        <w:t xml:space="preserve">and Figure </w:t>
-      </w:r>
-      <w:hyperlink w:anchor="fig:funnel">
-        <w:r>
-          <w:rPr>
-            <w:rStyle w:val="Hyperlink"/>
-          </w:rPr>
-          <w:t xml:space="preserve">[fig:funnel]</w:t>
-        </w:r>
-      </w:hyperlink>
-      <w:r>
-        <w:t xml:space="preserve"> </w:t>
-      </w:r>
-      <w:r>
-        <w:t xml:space="preserve">give the shape of the</w:t>
+        <w:t xml:space="preserve">Table 1 and Figure 1 give the shape of the</w:t>
       </w:r>
       <w:r>
         <w:t xml:space="preserve"> </w:t>
@@ -9090,7 +9062,7 @@
   <w:docDefaults>
     <w:rPrDefault>
       <w:rPr>
-        <w:rFonts w:asciiTheme="minorHAnsi" w:cstheme="minorBidi" w:eastAsiaTheme="minorHAnsi" w:hAnsiTheme="minorHAnsi"/>
+        <w:rFonts w:ascii="Times New Roman" w:cs="Times New Roman" w:eastAsia="Times New Roman" w:hAnsi="Times New Roman"/>
         <w:sz w:val="24"/>
         <w:szCs w:val="24"/>
         <w:lang w:bidi="ar-SA" w:eastAsia="en-US" w:val="en-US"/>
@@ -9145,7 +9117,7 @@
       <w:jc w:val="center"/>
     </w:pPr>
     <w:rPr>
-      <w:rFonts w:asciiTheme="majorHAnsi" w:cstheme="majorBidi" w:eastAsiaTheme="majorEastAsia" w:hAnsiTheme="majorHAnsi"/>
+      <w:rFonts w:ascii="Times New Roman" w:cs="Times New Roman" w:eastAsia="Times New Roman" w:hAnsi="Times New Roman"/>
       <w:b/>
       <w:bCs/>
       <w:color w:themeColor="accent1" w:themeShade="B5" w:val="345A8A"/>
@@ -9244,7 +9216,7 @@
       <w:outlineLvl w:val="0"/>
     </w:pPr>
     <w:rPr>
-      <w:rFonts w:asciiTheme="majorHAnsi" w:cstheme="majorBidi" w:eastAsiaTheme="majorEastAsia" w:hAnsiTheme="majorHAnsi"/>
+      <w:rFonts w:ascii="Times New Roman" w:cs="Times New Roman" w:eastAsia="Times New Roman" w:hAnsi="Times New Roman"/>
       <w:b/>
       <w:bCs/>
       <w:color w:themeColor="accent1" w:val="4F81BD"/>
@@ -9266,7 +9238,7 @@
       <w:outlineLvl w:val="1"/>
     </w:pPr>
     <w:rPr>
-      <w:rFonts w:asciiTheme="majorHAnsi" w:cstheme="majorBidi" w:eastAsiaTheme="majorEastAsia" w:hAnsiTheme="majorHAnsi"/>
+      <w:rFonts w:ascii="Times New Roman" w:cs="Times New Roman" w:eastAsia="Times New Roman" w:hAnsi="Times New Roman"/>
       <w:b/>
       <w:bCs/>
       <w:color w:themeColor="accent1" w:val="4F81BD"/>
@@ -9288,7 +9260,7 @@
       <w:outlineLvl w:val="2"/>
     </w:pPr>
     <w:rPr>
-      <w:rFonts w:asciiTheme="majorHAnsi" w:cstheme="majorBidi" w:eastAsiaTheme="majorEastAsia" w:hAnsiTheme="majorHAnsi"/>
+      <w:rFonts w:ascii="Times New Roman" w:cs="Times New Roman" w:eastAsia="Times New Roman" w:hAnsi="Times New Roman"/>
       <w:b/>
       <w:bCs/>
       <w:color w:themeColor="accent1" w:val="4F81BD"/>
@@ -9310,7 +9282,7 @@
       <w:outlineLvl w:val="3"/>
     </w:pPr>
     <w:rPr>
-      <w:rFonts w:asciiTheme="majorHAnsi" w:cstheme="majorBidi" w:eastAsiaTheme="majorEastAsia" w:hAnsiTheme="majorHAnsi"/>
+      <w:rFonts w:ascii="Times New Roman" w:cs="Times New Roman" w:eastAsia="Times New Roman" w:hAnsi="Times New Roman"/>
       <w:i/>
       <w:bCs/>
       <w:color w:themeColor="accent1" w:val="4F81BD"/>
@@ -9332,7 +9304,7 @@
       <w:outlineLvl w:val="4"/>
     </w:pPr>
     <w:rPr>
-      <w:rFonts w:asciiTheme="majorHAnsi" w:cstheme="majorBidi" w:eastAsiaTheme="majorEastAsia" w:hAnsiTheme="majorHAnsi"/>
+      <w:rFonts w:ascii="Times New Roman" w:cs="Times New Roman" w:eastAsia="Times New Roman" w:hAnsi="Times New Roman"/>
       <w:iCs/>
       <w:color w:themeColor="accent1" w:val="4F81BD"/>
       <w:sz w:val="24"/>
@@ -9353,7 +9325,7 @@
       <w:outlineLvl w:val="5"/>
     </w:pPr>
     <w:rPr>
-      <w:rFonts w:asciiTheme="majorHAnsi" w:cstheme="majorBidi" w:eastAsiaTheme="majorEastAsia" w:hAnsiTheme="majorHAnsi"/>
+      <w:rFonts w:ascii="Times New Roman" w:cs="Times New Roman" w:eastAsia="Times New Roman" w:hAnsi="Times New Roman"/>
       <w:color w:themeColor="accent1" w:val="4F81BD"/>
       <w:sz w:val="24"/>
       <w:szCs w:val="24"/>
@@ -9373,7 +9345,7 @@
       <w:outlineLvl w:val="6"/>
     </w:pPr>
     <w:rPr>
-      <w:rFonts w:asciiTheme="majorHAnsi" w:cstheme="majorBidi" w:eastAsiaTheme="majorEastAsia" w:hAnsiTheme="majorHAnsi"/>
+      <w:rFonts w:ascii="Times New Roman" w:cs="Times New Roman" w:eastAsia="Times New Roman" w:hAnsi="Times New Roman"/>
       <w:color w:themeColor="accent1" w:val="4F81BD"/>
       <w:sz w:val="24"/>
       <w:szCs w:val="24"/>
@@ -9393,7 +9365,7 @@
       <w:outlineLvl w:val="7"/>
     </w:pPr>
     <w:rPr>
-      <w:rFonts w:asciiTheme="majorHAnsi" w:cstheme="majorBidi" w:eastAsiaTheme="majorEastAsia" w:hAnsiTheme="majorHAnsi"/>
+      <w:rFonts w:ascii="Times New Roman" w:cs="Times New Roman" w:eastAsia="Times New Roman" w:hAnsi="Times New Roman"/>
       <w:color w:themeColor="accent1" w:val="4F81BD"/>
       <w:sz w:val="24"/>
       <w:szCs w:val="24"/>
@@ -9413,7 +9385,7 @@
       <w:outlineLvl w:val="8"/>
     </w:pPr>
     <w:rPr>
-      <w:rFonts w:asciiTheme="majorHAnsi" w:cstheme="majorBidi" w:eastAsiaTheme="majorEastAsia" w:hAnsiTheme="majorHAnsi"/>
+      <w:rFonts w:ascii="Times New Roman" w:cs="Times New Roman" w:eastAsia="Times New Roman" w:hAnsi="Times New Roman"/>
       <w:color w:themeColor="accent1" w:val="4F81BD"/>
       <w:sz w:val="24"/>
       <w:szCs w:val="24"/>
@@ -9537,7 +9509,7 @@
     <w:name w:val="Verbatim Char"/>
     <w:basedOn w:val="BodyTextChar"/>
     <w:rPr>
-      <w:rFonts w:ascii="Consolas" w:hAnsi="Consolas"/>
+      <w:rFonts w:ascii="Times New Roman" w:cs="Times New Roman" w:eastAsia="Times New Roman" w:hAnsi="Times New Roman"/>
       <w:sz w:val="22"/>
     </w:rPr>
   </w:style>
@@ -9571,7 +9543,7 @@
       <w:outlineLvl w:val="9"/>
     </w:pPr>
     <w:rPr>
-      <w:rFonts w:asciiTheme="majorHAnsi" w:cstheme="majorBidi" w:eastAsiaTheme="majorEastAsia" w:hAnsiTheme="majorHAnsi"/>
+      <w:rFonts w:ascii="Times New Roman" w:cs="Times New Roman" w:eastAsia="Times New Roman" w:hAnsi="Times New Roman"/>
       <w:b w:val="0"/>
       <w:bCs w:val="0"/>
       <w:color w:themeColor="accent1" w:themeShade="BF" w:val="365F91"/>

--- a/docs/research/definitions_paper/submission_manuscript.docx
+++ b/docs/research/definitions_paper/submission_manuscript.docx
@@ -79,17 +79,7 @@
           <w:bCs/>
           <w:b/>
         </w:rPr>
-        <w:t xml:space="preserve">What Counts as an Establishment?</w:t>
-      </w:r>
-      <w:r>
-        <w:br/>
-      </w:r>
-      <w:r>
-        <w:rPr>
-          <w:bCs/>
-          <w:b/>
-        </w:rPr>
-        <w:t xml:space="preserve">Definitional Fragmentation Across Saudi Arabian Legislation</w:t>
+        <w:t xml:space="preserve">What Counts as an Establishment? Definitional Fragmentation Across Saudi Arabian Legislation</w:t>
       </w:r>
     </w:p>
     <w:bookmarkStart w:id="20" w:name="abstract"/>

--- a/docs/research/definitions_paper/submission_manuscript.docx
+++ b/docs/research/definitions_paper/submission_manuscript.docx
@@ -7,36 +7,42 @@
         <w:pStyle w:val="Title"/>
       </w:pPr>
       <w:r>
-        <w:t xml:space="preserve">What</w:t>
-      </w:r>
-      <w:r>
-        <w:t xml:space="preserve"> </w:t>
-      </w:r>
-      <w:r>
-        <w:t xml:space="preserve">Counts</w:t>
-      </w:r>
-      <w:r>
-        <w:t xml:space="preserve"> </w:t>
-      </w:r>
-      <w:r>
-        <w:t xml:space="preserve">as</w:t>
-      </w:r>
-      <w:r>
-        <w:t xml:space="preserve"> </w:t>
-      </w:r>
-      <w:r>
-        <w:t xml:space="preserve">an</w:t>
-      </w:r>
-      <w:r>
-        <w:t xml:space="preserve"> </w:t>
-      </w:r>
-      <w:r>
-        <w:t xml:space="preserve">Establishment?</w:t>
+        <w:t xml:space="preserve">How</w:t>
+      </w:r>
+      <w:r>
+        <w:t xml:space="preserve"> </w:t>
+      </w:r>
+      <w:r>
+        <w:t xml:space="preserve">Much</w:t>
+      </w:r>
+      <w:r>
+        <w:t xml:space="preserve"> </w:t>
+      </w:r>
+      <w:r>
+        <w:t xml:space="preserve">Do</w:t>
+      </w:r>
+      <w:r>
+        <w:t xml:space="preserve"> </w:t>
+      </w:r>
+      <w:r>
+        <w:t xml:space="preserve">Statutes</w:t>
+      </w:r>
+      <w:r>
+        <w:t xml:space="preserve"> </w:t>
+      </w:r>
+      <w:r>
+        <w:t xml:space="preserve">Disagree?</w:t>
       </w:r>
       <w:r>
         <w:br/>
       </w:r>
       <w:r>
+        <w:t xml:space="preserve">Measuring</w:t>
+      </w:r>
+      <w:r>
+        <w:t xml:space="preserve"> </w:t>
+      </w:r>
+      <w:r>
         <w:t xml:space="preserve">Definitional</w:t>
       </w:r>
       <w:r>
@@ -55,19 +61,19 @@
         <w:t xml:space="preserve"> </w:t>
       </w:r>
       <w:r>
-        <w:t xml:space="preserve">Saudi</w:t>
-      </w:r>
-      <w:r>
-        <w:t xml:space="preserve"> </w:t>
-      </w:r>
-      <w:r>
-        <w:t xml:space="preserve">Arabian</w:t>
-      </w:r>
-      <w:r>
-        <w:t xml:space="preserve"> </w:t>
-      </w:r>
-      <w:r>
-        <w:t xml:space="preserve">Legislation</w:t>
+        <w:t xml:space="preserve">a</w:t>
+      </w:r>
+      <w:r>
+        <w:t xml:space="preserve"> </w:t>
+      </w:r>
+      <w:r>
+        <w:t xml:space="preserve">Legal</w:t>
+      </w:r>
+      <w:r>
+        <w:t xml:space="preserve"> </w:t>
+      </w:r>
+      <w:r>
+        <w:t xml:space="preserve">System</w:t>
       </w:r>
     </w:p>
     <w:p>
@@ -79,7 +85,7 @@
           <w:bCs/>
           <w:b/>
         </w:rPr>
-        <w:t xml:space="preserve">What Counts as an Establishment? Definitional Fragmentation Across Saudi Arabian Legislation</w:t>
+        <w:t xml:space="preserve">How Much Do Statutes Disagree? Measuring Definitional Fragmentation Across a Legal System</w:t>
       </w:r>
     </w:p>
     <w:bookmarkStart w:id="20" w:name="abstract"/>
@@ -96,13 +102,69 @@
         <w:pStyle w:val="FirstParagraph"/>
       </w:pPr>
       <w:r>
-        <w:t xml:space="preserve">A sole trader with no employees carries on an economic activity. Under the</w:t>
-      </w:r>
-      <w:r>
-        <w:t xml:space="preserve"> </w:t>
-      </w:r>
-      <w:r>
-        <w:t xml:space="preserve">Competition Law that makes her an</w:t>
+        <w:t xml:space="preserve">Drafting manuals agree that a term should carry a stable meaning across a</w:t>
+      </w:r>
+      <w:r>
+        <w:t xml:space="preserve"> </w:t>
+      </w:r>
+      <w:r>
+        <w:t xml:space="preserve">legal system, and that definitions should not multiply without reason.</w:t>
+      </w:r>
+      <w:r>
+        <w:t xml:space="preserve"> </w:t>
+      </w:r>
+      <w:r>
+        <w:t xml:space="preserve">Whether real systems comply has never been measured: the question has been</w:t>
+      </w:r>
+      <w:r>
+        <w:t xml:space="preserve"> </w:t>
+      </w:r>
+      <w:r>
+        <w:t xml:space="preserve">argued from examples, because settling it requires every statutory definition</w:t>
+      </w:r>
+      <w:r>
+        <w:t xml:space="preserve"> </w:t>
+      </w:r>
+      <w:r>
+        <w:t xml:space="preserve">in a jurisdiction, extracted from the instrument that made it.</w:t>
+      </w:r>
+    </w:p>
+    <w:p>
+      <w:pPr>
+        <w:pStyle w:val="BodyText"/>
+      </w:pPr>
+      <w:r>
+        <w:t xml:space="preserve">This article supplies that measurement, from a corpus of 291 Saudi</w:t>
+      </w:r>
+      <w:r>
+        <w:t xml:space="preserve"> </w:t>
+      </w:r>
+      <w:r>
+        <w:t xml:space="preserve">legislative instruments carrying 1</w:t>
+      </w:r>
+      <w:r>
+        <w:t xml:space="preserve">,</w:t>
+      </w:r>
+      <w:r>
+        <w:t xml:space="preserve">920 defined terms and 3</w:t>
+      </w:r>
+      <w:r>
+        <w:t xml:space="preserve">,</w:t>
+      </w:r>
+      <w:r>
+        <w:t xml:space="preserve">318</w:t>
+      </w:r>
+      <w:r>
+        <w:t xml:space="preserve"> </w:t>
+      </w:r>
+      <w:r>
+        <w:t xml:space="preserve">definitions — and argues that the measurement is worth less than the two</w:t>
+      </w:r>
+      <w:r>
+        <w:t xml:space="preserve"> </w:t>
+      </w:r>
+      <w:r>
+        <w:t xml:space="preserve">distinctions needed to perform it. The first separates</w:t>
       </w:r>
       <w:r>
         <w:t xml:space="preserve"> </w:t>
@@ -112,58 +174,67 @@
           <w:iCs/>
           <w:i/>
         </w:rPr>
-        <w:t xml:space="preserve">establishment</w:t>
-      </w:r>
-      <w:r>
-        <w:t xml:space="preserve">; under the Labour Law</w:t>
-      </w:r>
-      <w:r>
-        <w:t xml:space="preserve"> </w:t>
-      </w:r>
-      <w:r>
-        <w:t xml:space="preserve">it does not, because she employs nobody for wages. Both statutes define the</w:t>
-      </w:r>
-      <w:r>
-        <w:t xml:space="preserve"> </w:t>
-      </w:r>
-      <w:r>
-        <w:t xml:space="preserve">same Arabic word, and they define it differently. How often does this</w:t>
-      </w:r>
-      <w:r>
-        <w:t xml:space="preserve"> </w:t>
-      </w:r>
-      <w:r>
-        <w:t xml:space="preserve">happen, and does it matter? The question has been argued from examples</w:t>
-      </w:r>
-      <w:r>
-        <w:t xml:space="preserve"> </w:t>
-      </w:r>
-      <w:r>
-        <w:t xml:space="preserve">because the evidence to answer it has not existed. Using a machine-readable</w:t>
-      </w:r>
-      <w:r>
-        <w:t xml:space="preserve"> </w:t>
-      </w:r>
-      <w:r>
-        <w:t xml:space="preserve">corpus of 290 Saudi legislative instruments carrying 1,920 defined terms and</w:t>
-      </w:r>
-      <w:r>
-        <w:t xml:space="preserve"> </w:t>
-      </w:r>
-      <w:r>
-        <w:t xml:space="preserve">3,318 definitions, this article measures definitional fragmentation across a</w:t>
-      </w:r>
-      <w:r>
-        <w:t xml:space="preserve"> </w:t>
-      </w:r>
-      <w:r>
-        <w:t xml:space="preserve">whole legal system, and argues that the measurement is worth less than the</w:t>
-      </w:r>
-      <w:r>
-        <w:t xml:space="preserve"> </w:t>
-      </w:r>
-      <w:r>
-        <w:t xml:space="preserve">two distinctions needed to perform it. The first separates</w:t>
+        <w:t xml:space="preserve">indexical</w:t>
+      </w:r>
+      <w:r>
+        <w:t xml:space="preserve"> </w:t>
+      </w:r>
+      <w:r>
+        <w:t xml:space="preserve">definitions, where an instrument defines</w:t>
+      </w:r>
+      <w:r>
+        <w:t xml:space="preserve"> </w:t>
+      </w:r>
+      <w:r>
+        <w:t xml:space="preserve">‘</w:t>
+      </w:r>
+      <w:r>
+        <w:t xml:space="preserve">the Law</w:t>
+      </w:r>
+      <w:r>
+        <w:t xml:space="preserve">’</w:t>
+      </w:r>
+      <w:r>
+        <w:t xml:space="preserve"> </w:t>
+      </w:r>
+      <w:r>
+        <w:t xml:space="preserve">as itself, from substantive</w:t>
+      </w:r>
+      <w:r>
+        <w:t xml:space="preserve"> </w:t>
+      </w:r>
+      <w:r>
+        <w:t xml:space="preserve">ones; indexical definitions are the most repeated in the corpus and cannot</w:t>
+      </w:r>
+      <w:r>
+        <w:t xml:space="preserve"> </w:t>
+      </w:r>
+      <w:r>
+        <w:t xml:space="preserve">disagree. The second separates lexical from substantive divergence:</w:t>
+      </w:r>
+      <w:r>
+        <w:t xml:space="preserve"> </w:t>
+      </w:r>
+      <w:r>
+        <w:t xml:space="preserve">61.5 per cent of shared substantive terms are worded</w:t>
+      </w:r>
+      <w:r>
+        <w:t xml:space="preserve"> </w:t>
+      </w:r>
+      <w:r>
+        <w:t xml:space="preserve">differently, and most of that is paraphrase. Reading the 12 most</w:t>
+      </w:r>
+      <w:r>
+        <w:t xml:space="preserve"> </w:t>
+      </w:r>
+      <w:r>
+        <w:t xml:space="preserve">widely shared terms across every instrument that defines them yields</w:t>
+      </w:r>
+      <w:r>
+        <w:t xml:space="preserve"> </w:t>
+      </w:r>
+      <w:r>
+        <w:t xml:space="preserve">4 genuine conflicts. A sole trader with no employees is an</w:t>
       </w:r>
       <w:r>
         <w:t xml:space="preserve"> </w:t>
@@ -173,79 +244,25 @@
           <w:iCs/>
           <w:i/>
         </w:rPr>
-        <w:t xml:space="preserve">indexical</w:t>
-      </w:r>
-      <w:r>
-        <w:t xml:space="preserve"> </w:t>
-      </w:r>
-      <w:r>
-        <w:t xml:space="preserve">definitions — an instrument defining</w:t>
-      </w:r>
-      <w:r>
-        <w:t xml:space="preserve"> </w:t>
-      </w:r>
-      <w:r>
-        <w:t xml:space="preserve">‘</w:t>
-      </w:r>
-      <w:r>
-        <w:t xml:space="preserve">the Law</w:t>
-      </w:r>
-      <w:r>
-        <w:t xml:space="preserve">’</w:t>
-      </w:r>
-      <w:r>
-        <w:t xml:space="preserve"> </w:t>
-      </w:r>
-      <w:r>
-        <w:t xml:space="preserve">as itself — from</w:t>
-      </w:r>
-      <w:r>
-        <w:t xml:space="preserve"> </w:t>
-      </w:r>
-      <w:r>
-        <w:t xml:space="preserve">substantive ones; indexical definitions are the most repeated in the corpus</w:t>
-      </w:r>
-      <w:r>
-        <w:t xml:space="preserve"> </w:t>
-      </w:r>
-      <w:r>
-        <w:t xml:space="preserve">and cannot disagree. The second separates lexical from substantive</w:t>
-      </w:r>
-      <w:r>
-        <w:t xml:space="preserve"> </w:t>
-      </w:r>
-      <w:r>
-        <w:t xml:space="preserve">divergence: 61.5 per cent of shared substantive terms are worded</w:t>
-      </w:r>
-      <w:r>
-        <w:t xml:space="preserve"> </w:t>
-      </w:r>
-      <w:r>
-        <w:t xml:space="preserve">differently, and most of that is paraphrase. Reading the twelve most widely</w:t>
-      </w:r>
-      <w:r>
-        <w:t xml:space="preserve"> </w:t>
-      </w:r>
-      <w:r>
-        <w:t xml:space="preserve">shared terms across every instrument that defines them yields four genuine</w:t>
-      </w:r>
-      <w:r>
-        <w:t xml:space="preserve"> </w:t>
-      </w:r>
-      <w:r>
-        <w:t xml:space="preserve">conflicts. Definitional fragmentation in Saudi legislation is therefore real</w:t>
-      </w:r>
-      <w:r>
-        <w:t xml:space="preserve"> </w:t>
-      </w:r>
-      <w:r>
-        <w:t xml:space="preserve">but narrow — and, being narrow, it is a tractable target for drafting</w:t>
-      </w:r>
-      <w:r>
-        <w:t xml:space="preserve"> </w:t>
-      </w:r>
-      <w:r>
-        <w:t xml:space="preserve">reform rather than a structural defect.</w:t>
+        <w:t xml:space="preserve">establishment</w:t>
+      </w:r>
+      <w:r>
+        <w:t xml:space="preserve"> </w:t>
+      </w:r>
+      <w:r>
+        <w:t xml:space="preserve">under the Competition Law and not one under the Labour</w:t>
+      </w:r>
+      <w:r>
+        <w:t xml:space="preserve"> </w:t>
+      </w:r>
+      <w:r>
+        <w:t xml:space="preserve">Law; that is a real conflict, and most apparent ones are not. Fragmentation is</w:t>
+      </w:r>
+      <w:r>
+        <w:t xml:space="preserve"> </w:t>
+      </w:r>
+      <w:r>
+        <w:t xml:space="preserve">real but narrow, and therefore a tractable target for drafting reform.</w:t>
       </w:r>
     </w:p>
     <w:p>
@@ -293,13 +310,57 @@
         <w:pStyle w:val="FirstParagraph"/>
       </w:pPr>
       <w:r>
-        <w:t xml:space="preserve">Consider a woman who sells handmade furniture from a workshop she owns and</w:t>
-      </w:r>
-      <w:r>
-        <w:t xml:space="preserve"> </w:t>
-      </w:r>
-      <w:r>
-        <w:t xml:space="preserve">runs alone. She has no employees. Whether she is an</w:t>
+        <w:t xml:space="preserve">Legislative drafting has a rule about definitions, and no evidence about how</w:t>
+      </w:r>
+      <w:r>
+        <w:t xml:space="preserve"> </w:t>
+      </w:r>
+      <w:r>
+        <w:t xml:space="preserve">far it is kept. The rule is that a term should carry a stable meaning across a</w:t>
+      </w:r>
+      <w:r>
+        <w:t xml:space="preserve"> </w:t>
+      </w:r>
+      <w:r>
+        <w:t xml:space="preserve">legal system, that definitions should not multiply without reason, and that a</w:t>
+      </w:r>
+      <w:r>
+        <w:t xml:space="preserve"> </w:t>
+      </w:r>
+      <w:r>
+        <w:t xml:space="preserve">drafter departing from an established definition should know that he is</w:t>
+      </w:r>
+      <w:r>
+        <w:t xml:space="preserve"> </w:t>
+      </w:r>
+      <w:r>
+        <w:t xml:space="preserve">departing from it. Whether legal systems comply is an empirical question that</w:t>
+      </w:r>
+      <w:r>
+        <w:t xml:space="preserve"> </w:t>
+      </w:r>
+      <w:r>
+        <w:t xml:space="preserve">has been argued entirely from examples, because nobody has counted.</w:t>
+      </w:r>
+    </w:p>
+    <w:p>
+      <w:pPr>
+        <w:pStyle w:val="BodyText"/>
+      </w:pPr>
+      <w:r>
+        <w:t xml:space="preserve">Here is one of the examples. Consider a woman who sells handmade furniture</w:t>
+      </w:r>
+      <w:r>
+        <w:t xml:space="preserve"> </w:t>
+      </w:r>
+      <w:r>
+        <w:t xml:space="preserve">from a workshop she owns and runs alone. She has no employees. Whether she is</w:t>
+      </w:r>
+      <w:r>
+        <w:t xml:space="preserve"> </w:t>
+      </w:r>
+      <w:r>
+        <w:t xml:space="preserve">an</w:t>
       </w:r>
       <w:r>
         <w:t xml:space="preserve"> </w:t>
@@ -432,61 +493,31 @@
         <w:pStyle w:val="BodyText"/>
       </w:pPr>
       <w:r>
-        <w:t xml:space="preserve">Practitioners meet this constantly and drafters are warned about it. The</w:t>
-      </w:r>
-      <w:r>
-        <w:t xml:space="preserve"> </w:t>
-      </w:r>
-      <w:r>
-        <w:t xml:space="preserve">standard guidance in legislative drafting is that a term should carry a</w:t>
-      </w:r>
-      <w:r>
-        <w:t xml:space="preserve"> </w:t>
-      </w:r>
-      <w:r>
-        <w:t xml:space="preserve">stable meaning across a legal system, that definitions should not multiply</w:t>
-      </w:r>
-      <w:r>
-        <w:t xml:space="preserve"> </w:t>
-      </w:r>
-      <w:r>
-        <w:t xml:space="preserve">without reason, and that a drafter departing from an established definition</w:t>
-      </w:r>
-      <w:r>
-        <w:t xml:space="preserve"> </w:t>
-      </w:r>
-      <w:r>
-        <w:t xml:space="preserve">should know that he is departing from it. What the guidance has never had is</w:t>
-      </w:r>
-      <w:r>
-        <w:t xml:space="preserve"> </w:t>
-      </w:r>
-      <w:r>
-        <w:t xml:space="preserve">evidence about how far real legal systems comply. Discussion proceeds by</w:t>
-      </w:r>
-      <w:r>
-        <w:t xml:space="preserve"> </w:t>
-      </w:r>
-      <w:r>
-        <w:t xml:space="preserve">example: a striking pair of divergent definitions is produced, and the reader</w:t>
-      </w:r>
-      <w:r>
-        <w:t xml:space="preserve"> </w:t>
-      </w:r>
-      <w:r>
-        <w:t xml:space="preserve">is invited to infer that the system is either riddled with such pairs or that</w:t>
-      </w:r>
-      <w:r>
-        <w:t xml:space="preserve"> </w:t>
-      </w:r>
-      <w:r>
-        <w:t xml:space="preserve">this one is an outlier. Both inferences are unsupported, because nobody has</w:t>
-      </w:r>
-      <w:r>
-        <w:t xml:space="preserve"> </w:t>
-      </w:r>
-      <w:r>
-        <w:t xml:space="preserve">counted.</w:t>
+        <w:t xml:space="preserve">Practitioners meet this constantly. What the guidance has never had is</w:t>
+      </w:r>
+      <w:r>
+        <w:t xml:space="preserve"> </w:t>
+      </w:r>
+      <w:r>
+        <w:t xml:space="preserve">evidence: a striking pair of divergent definitions is produced, and the reader</w:t>
+      </w:r>
+      <w:r>
+        <w:t xml:space="preserve"> </w:t>
+      </w:r>
+      <w:r>
+        <w:t xml:space="preserve">is invited to infer either that the system is riddled with such pairs or that</w:t>
+      </w:r>
+      <w:r>
+        <w:t xml:space="preserve"> </w:t>
+      </w:r>
+      <w:r>
+        <w:t xml:space="preserve">this one is an outlier. Both inferences are unsupported. This article counts,</w:t>
+      </w:r>
+      <w:r>
+        <w:t xml:space="preserve"> </w:t>
+      </w:r>
+      <w:r>
+        <w:t xml:space="preserve">and the answer is neither of them.</w:t>
       </w:r>
     </w:p>
     <w:p>
@@ -512,19 +543,31 @@
         <w:t xml:space="preserve"> </w:t>
       </w:r>
       <w:r>
-        <w:t xml:space="preserve">corpus for Saudi Arabia — 290 legislative instruments, of which 214 have a</w:t>
-      </w:r>
-      <w:r>
-        <w:t xml:space="preserve"> </w:t>
-      </w:r>
-      <w:r>
-        <w:t xml:space="preserve">definitions article that parses cleanly, yielding 1,920 distinct defined</w:t>
-      </w:r>
-      <w:r>
-        <w:t xml:space="preserve"> </w:t>
-      </w:r>
-      <w:r>
-        <w:t xml:space="preserve">terms carrying 3,318 definitions.</w:t>
+        <w:t xml:space="preserve">corpus for Saudi Arabia — 291 legislative instruments, of which</w:t>
+      </w:r>
+      <w:r>
+        <w:t xml:space="preserve"> </w:t>
+      </w:r>
+      <w:r>
+        <w:t xml:space="preserve">214 have a definitions article that parses cleanly, yielding</w:t>
+      </w:r>
+      <w:r>
+        <w:t xml:space="preserve"> </w:t>
+      </w:r>
+      <w:r>
+        <w:t xml:space="preserve">1</w:t>
+      </w:r>
+      <w:r>
+        <w:t xml:space="preserve">,</w:t>
+      </w:r>
+      <w:r>
+        <w:t xml:space="preserve">920 distinct defined terms carrying 3</w:t>
+      </w:r>
+      <w:r>
+        <w:t xml:space="preserve">,</w:t>
+      </w:r>
+      <w:r>
+        <w:t xml:space="preserve">318 definitions.</w:t>
       </w:r>
       <w:r>
         <w:rPr>
@@ -1039,7 +1082,13 @@
         <w:t xml:space="preserve"> </w:t>
       </w:r>
       <w:r>
-        <w:t xml:space="preserve">of fifty. In the corpus studied here, 214 of 290 instruments carry such an</w:t>
+        <w:t xml:space="preserve">of fifty. In the corpus studied here, 214 of 291</w:t>
+      </w:r>
+      <w:r>
+        <w:t xml:space="preserve"> </w:t>
+      </w:r>
+      <w:r>
+        <w:t xml:space="preserve">instruments carry such an</w:t>
       </w:r>
       <w:r>
         <w:t xml:space="preserve"> </w:t>
@@ -1394,7 +1443,7 @@
       </w:r>
     </w:p>
     <w:bookmarkEnd w:id="29"/>
-    <w:bookmarkStart w:id="37" w:name="Xbc77753a0a3b032172697e29ab16e2ab2f13e5c"/>
+    <w:bookmarkStart w:id="37" w:name="sec:lit"/>
     <w:p>
       <w:pPr>
         <w:pStyle w:val="Heading2"/>
@@ -1766,7 +1815,7 @@
         <w:t xml:space="preserve">Corpus, glossary and method</w:t>
       </w:r>
     </w:p>
-    <w:bookmarkStart w:id="39" w:name="the-corpus-and-its-glossary-layer"/>
+    <w:bookmarkStart w:id="39" w:name="sec:corpus"/>
     <w:p>
       <w:pPr>
         <w:pStyle w:val="Heading2"/>
@@ -1780,7 +1829,7 @@
         <w:pStyle w:val="FirstParagraph"/>
       </w:pPr>
       <w:r>
-        <w:t xml:space="preserve">The corpus comprises 290 Saudi legislative instruments — primary laws,</w:t>
+        <w:t xml:space="preserve">The corpus comprises 291 Saudi legislative instruments — primary laws,</w:t>
       </w:r>
       <w:r>
         <w:t xml:space="preserve"> </w:t>
@@ -1816,7 +1865,19 @@
         <w:t xml:space="preserve"> </w:t>
       </w:r>
       <w:r>
-        <w:t xml:space="preserve">layer yields 1,920 distinct terms carrying 3,318 definitions from 214</w:t>
+        <w:t xml:space="preserve">layer yields 1</w:t>
+      </w:r>
+      <w:r>
+        <w:t xml:space="preserve">,</w:t>
+      </w:r>
+      <w:r>
+        <w:t xml:space="preserve">920 distinct terms carrying 3</w:t>
+      </w:r>
+      <w:r>
+        <w:t xml:space="preserve">,</w:t>
+      </w:r>
+      <w:r>
+        <w:t xml:space="preserve">318 definitions from 214</w:t>
       </w:r>
       <w:r>
         <w:t xml:space="preserve"> </w:t>
@@ -2659,7 +2720,13 @@
         <w:t xml:space="preserve"> </w:t>
       </w:r>
       <w:r>
-        <w:t xml:space="preserve">between 0.75 and 0.95, and</w:t>
+        <w:t xml:space="preserve">between</w:t>
+      </w:r>
+      <w:r>
+        <w:t xml:space="preserve"> </w:t>
+      </w:r>
+      <w:r>
+        <w:t xml:space="preserve">0.75 and 0.95, and</w:t>
       </w:r>
       <w:r>
         <w:t xml:space="preserve"> </w:t>
@@ -2985,7 +3052,13 @@
               <w:jc w:val="right"/>
             </w:pPr>
             <w:r>
-              <w:t xml:space="preserve">1,920</w:t>
+              <w:t xml:space="preserve">1</w:t>
+            </w:r>
+            <w:r>
+              <w:t xml:space="preserve">,</w:t>
+            </w:r>
+            <w:r>
+              <w:t xml:space="preserve">920</w:t>
             </w:r>
           </w:p>
         </w:tc>
@@ -3011,7 +3084,13 @@
               <w:jc w:val="right"/>
             </w:pPr>
             <w:r>
-              <w:t xml:space="preserve">3,318</w:t>
+              <w:t xml:space="preserve">3</w:t>
+            </w:r>
+            <w:r>
+              <w:t xml:space="preserve">,</w:t>
+            </w:r>
+            <w:r>
+              <w:t xml:space="preserve">318</w:t>
             </w:r>
           </w:p>
         </w:tc>
@@ -3089,7 +3168,13 @@
               <w:jc w:val="right"/>
             </w:pPr>
             <w:r>
-              <w:t xml:space="preserve">1,749</w:t>
+              <w:t xml:space="preserve">1</w:t>
+            </w:r>
+            <w:r>
+              <w:t xml:space="preserve">,</w:t>
+            </w:r>
+            <w:r>
+              <w:t xml:space="preserve">749</w:t>
             </w:r>
           </w:p>
         </w:tc>
@@ -3285,7 +3370,25 @@
         <w:t xml:space="preserve"> </w:t>
       </w:r>
       <w:r>
-        <w:t xml:space="preserve">is a filter: 1,920 defined terms, 1,749 of them substantive, 322 of those</w:t>
+        <w:t xml:space="preserve">is a filter: 1</w:t>
+      </w:r>
+      <w:r>
+        <w:t xml:space="preserve">,</w:t>
+      </w:r>
+      <w:r>
+        <w:t xml:space="preserve">920 defined terms, 1</w:t>
+      </w:r>
+      <w:r>
+        <w:t xml:space="preserve">,</w:t>
+      </w:r>
+      <w:r>
+        <w:t xml:space="preserve">749 of them substantive,</w:t>
+      </w:r>
+      <w:r>
+        <w:t xml:space="preserve"> </w:t>
+      </w:r>
+      <w:r>
+        <w:t xml:space="preserve">322 of those</w:t>
       </w:r>
       <w:r>
         <w:t xml:space="preserve"> </w:t>
@@ -3326,13 +3429,31 @@
         <w:t xml:space="preserve">most defined terms are not shared at all</w:t>
       </w:r>
       <w:r>
-        <w:t xml:space="preserve">. Of 1,920 terms,</w:t>
-      </w:r>
-      <w:r>
-        <w:t xml:space="preserve"> </w:t>
-      </w:r>
-      <w:r>
-        <w:t xml:space="preserve">1,558 — 81 per cent — are defined by exactly one instrument. Saudi</w:t>
+        <w:t xml:space="preserve">. Of 1</w:t>
+      </w:r>
+      <w:r>
+        <w:t xml:space="preserve">,</w:t>
+      </w:r>
+      <w:r>
+        <w:t xml:space="preserve">920 terms,</w:t>
+      </w:r>
+      <w:r>
+        <w:t xml:space="preserve"> </w:t>
+      </w:r>
+      <w:r>
+        <w:t xml:space="preserve">1</w:t>
+      </w:r>
+      <w:r>
+        <w:t xml:space="preserve">,</w:t>
+      </w:r>
+      <w:r>
+        <w:t xml:space="preserve">558 — 81.1 per cent — are defined by exactly one</w:t>
+      </w:r>
+      <w:r>
+        <w:t xml:space="preserve"> </w:t>
+      </w:r>
+      <w:r>
+        <w:t xml:space="preserve">instrument. Saudi</w:t>
       </w:r>
       <w:r>
         <w:t xml:space="preserve"> </w:t>
@@ -3593,7 +3714,13 @@
         <w:t xml:space="preserve">norm</w:t>
       </w:r>
       <w:r>
-        <w:t xml:space="preserve">: 198 of 322, or 61.5 per cent. This is the figure that a purely</w:t>
+        <w:t xml:space="preserve">: 198 of 322, or 61.5 per cent.</w:t>
+      </w:r>
+      <w:r>
+        <w:t xml:space="preserve"> </w:t>
+      </w:r>
+      <w:r>
+        <w:t xml:space="preserve">This is the figure that a purely</w:t>
       </w:r>
       <w:r>
         <w:t xml:space="preserve"> </w:t>
@@ -4892,7 +5019,7 @@
       </w:r>
     </w:p>
     <w:bookmarkEnd w:id="58"/>
-    <w:bookmarkStart w:id="60" w:name="al-nashat-activity"/>
+    <w:bookmarkStart w:id="60" w:name="sec:nashat"/>
     <w:p>
       <w:pPr>
         <w:pStyle w:val="Heading2"/>
@@ -5117,7 +5244,7 @@
         <w:t xml:space="preserve"> </w:t>
       </w:r>
       <w:r>
-        <w:t xml:space="preserve">another instance of the run-on defect described in section 3.1.</w:t>
+        <w:t xml:space="preserve">another instance of the run-on defect described in section 3.1.</w:t>
       </w:r>
     </w:p>
     <w:p>
@@ -5246,7 +5373,7 @@
         <w:t xml:space="preserve">inconsistency. They fall into four groups.</w:t>
       </w:r>
     </w:p>
-    <w:bookmarkStart w:id="62" w:name="harmonised-person-licensee-employer"/>
+    <w:bookmarkStart w:id="62" w:name="sec:harmonised"/>
     <w:p>
       <w:pPr>
         <w:pStyle w:val="Heading2"/>
@@ -5516,7 +5643,7 @@
         <w:t xml:space="preserve"> </w:t>
       </w:r>
       <w:r>
-        <w:t xml:space="preserve">section 6.4 rather than here. What it is not, on any view, is a conflict of</w:t>
+        <w:t xml:space="preserve">section 6.4 rather than here. What it is not, on any view, is a conflict of</w:t>
       </w:r>
       <w:r>
         <w:t xml:space="preserve"> </w:t>
@@ -5937,7 +6064,7 @@
       </w:r>
     </w:p>
     <w:bookmarkEnd w:id="63"/>
-    <w:bookmarkStart w:id="64" w:name="indexical-definitions-the-filter-missed"/>
+    <w:bookmarkStart w:id="64" w:name="sec:missed"/>
     <w:p>
       <w:pPr>
         <w:pStyle w:val="Heading2"/>
@@ -6309,7 +6436,7 @@
       </w:r>
     </w:p>
     <w:bookmarkEnd w:id="64"/>
-    <w:bookmarkStart w:id="67" w:name="homonymy-permit"/>
+    <w:bookmarkStart w:id="67" w:name="sec:homonymy"/>
     <w:p>
       <w:pPr>
         <w:pStyle w:val="Heading2"/>
@@ -6501,7 +6628,7 @@
         <w:t xml:space="preserve"> </w:t>
       </w:r>
       <w:r>
-        <w:t xml:space="preserve">61.5 per cent and not the four terms, but the demonstration that the second</w:t>
+        <w:t xml:space="preserve">61.5 per cent and not the 4 terms, but the demonstration that the second</w:t>
       </w:r>
       <w:r>
         <w:t xml:space="preserve"> </w:t>
@@ -6816,7 +6943,13 @@
         <w:t xml:space="preserve"> </w:t>
       </w:r>
       <w:r>
-        <w:t xml:space="preserve">default definition would surface the two outliers discussed in section 6.1 as</w:t>
+        <w:t xml:space="preserve">default definition would surface the two outliers discussed in</w:t>
+      </w:r>
+      <w:r>
+        <w:t xml:space="preserve"> </w:t>
+      </w:r>
+      <w:r>
+        <w:t xml:space="preserve">section 6.1 as</w:t>
       </w:r>
       <w:r>
         <w:t xml:space="preserve"> </w:t>
@@ -7286,7 +7419,7 @@
         <w:t xml:space="preserve"> </w:t>
       </w:r>
       <w:r>
-        <w:t xml:space="preserve">automatic parser over definitions articles. Section 3.1 gives two visible</w:t>
+        <w:t xml:space="preserve">automatic parser over definitions articles. Section 3.1 gives two visible</w:t>
       </w:r>
       <w:r>
         <w:t xml:space="preserve"> </w:t>
@@ -7346,7 +7479,7 @@
         <w:t xml:space="preserve"> </w:t>
       </w:r>
       <w:r>
-        <w:t xml:space="preserve">twelve, giving around 83 per cent recall on widely shared terms. It has no</w:t>
+        <w:t xml:space="preserve">12, giving 83.3 per cent recall on widely shared terms. It has no</w:t>
       </w:r>
       <w:r>
         <w:t xml:space="preserve"> </w:t>
@@ -7394,13 +7527,13 @@
         <w:t xml:space="preserve"> </w:t>
       </w:r>
       <w:r>
-        <w:t xml:space="preserve">the classes involve judgement at the boundaries, and section 5.4 and section</w:t>
-      </w:r>
-      <w:r>
-        <w:t xml:space="preserve"> </w:t>
-      </w:r>
-      <w:r>
-        <w:t xml:space="preserve">6.3 identify two places where a different reader could reasonably classify</w:t>
+        <w:t xml:space="preserve">the classes involve judgement at the boundaries, and</w:t>
+      </w:r>
+      <w:r>
+        <w:t xml:space="preserve"> </w:t>
+      </w:r>
+      <w:r>
+        <w:t xml:space="preserve">sections 5.4 and 6.3 identify two places where a different reader could reasonably classify</w:t>
       </w:r>
       <w:r>
         <w:t xml:space="preserve"> </w:t>
@@ -8023,7 +8156,7 @@
         <w:t xml:space="preserve"> </w:t>
       </w:r>
       <w:r>
-        <w:t xml:space="preserve">definitional apparatus. This is a statement about the 290 instruments in the</w:t>
+        <w:t xml:space="preserve">definitional apparatus. This is a statement about the 291 instruments in the</w:t>
       </w:r>
       <w:r>
         <w:t xml:space="preserve"> </w:t>
@@ -8192,13 +8325,7 @@
         <w:t xml:space="preserve"> </w:t>
       </w:r>
       <w:r>
-        <w:t xml:space="preserve">(8th edn, LexisNexis Butterworths 2020) ss 21.3 and</w:t>
-      </w:r>
-      <w:r>
-        <w:t xml:space="preserve"> </w:t>
-      </w:r>
-      <w:r>
-        <w:t xml:space="preserve">24.3; Antonin Scalia and Bryan A Garner,</w:t>
+        <w:t xml:space="preserve">(8th edn, LexisNexis Butterworths 2020) ss 21.3 and 24.3; Antonin Scalia and Bryan A Garner,</w:t>
       </w:r>
       <w:r>
         <w:t xml:space="preserve"> </w:t>

--- a/docs/research/definitions_paper/submission_manuscript.docx
+++ b/docs/research/definitions_paper/submission_manuscript.docx
@@ -7991,13 +7991,7 @@
         <w:t xml:space="preserve"> </w:t>
       </w:r>
       <w:r>
-        <w:t xml:space="preserve">Competition Law (Royal Decree M/75, 29/6/1440H)</w:t>
-      </w:r>
-      <w:r>
-        <w:t xml:space="preserve"> </w:t>
-      </w:r>
-      <w:r>
-        <w:t xml:space="preserve">art 1.</w:t>
+        <w:t xml:space="preserve">Competition Law, Royal Decree No. M/75 (29/6/1440H), art. 1 (Saudi Arabia).</w:t>
       </w:r>
     </w:p>
   </w:footnote>
@@ -8016,13 +8010,7 @@
         <w:t xml:space="preserve"> </w:t>
       </w:r>
       <w:r>
-        <w:t xml:space="preserve">Labour Law (Royal Decree M/51, 23/8/1426H) art</w:t>
-      </w:r>
-      <w:r>
-        <w:t xml:space="preserve"> </w:t>
-      </w:r>
-      <w:r>
-        <w:t xml:space="preserve">2.</w:t>
+        <w:t xml:space="preserve">Labour Law, Royal Decree No. M/51 (23/8/1426H), art. 2 (Saudi Arabia).</w:t>
       </w:r>
     </w:p>
   </w:footnote>
@@ -8113,19 +8101,7 @@
         <w:t xml:space="preserve"> </w:t>
       </w:r>
       <w:r>
-        <w:t xml:space="preserve">Interpretation Act 1978, s 5 and sch 1; Acts</w:t>
-      </w:r>
-      <w:r>
-        <w:t xml:space="preserve"> </w:t>
-      </w:r>
-      <w:r>
-        <w:t xml:space="preserve">Interpretation Act 1901 (Cth), pt 2 div 2; Interpretation Act, RSC 1985, c</w:t>
-      </w:r>
-      <w:r>
-        <w:t xml:space="preserve"> </w:t>
-      </w:r>
-      <w:r>
-        <w:t xml:space="preserve">I-21, s 35.</w:t>
+        <w:t xml:space="preserve">Interpretation Act 1978, c. 30, § 5, sch. 1 (UK); Acts Interpretation Act 1901 (Cth) pt 2 div 2 (Austl.); Interpretation Act, R.S.C. 1985, c. I-21, § 35 (Can.).</w:t>
       </w:r>
     </w:p>
   </w:footnote>
@@ -8144,13 +8120,7 @@
         <w:t xml:space="preserve"> </w:t>
       </w:r>
       <w:r>
-        <w:t xml:space="preserve">The Basic Law of Governance (Royal Order A/90,</w:t>
-      </w:r>
-      <w:r>
-        <w:t xml:space="preserve"> </w:t>
-      </w:r>
-      <w:r>
-        <w:t xml:space="preserve">27/8/1412H) is constitutional in character and supplies no general</w:t>
+        <w:t xml:space="preserve">The Basic Law of Governance, Royal Order No. A/90 (27/8/1412H) (Saudi Arabia), is constitutional in character and supplies no general</w:t>
       </w:r>
       <w:r>
         <w:t xml:space="preserve"> </w:t>
@@ -8187,7 +8157,121 @@
         <w:t xml:space="preserve"> </w:t>
       </w:r>
       <w:r>
-        <w:t xml:space="preserve">Reed Dickerson,</w:t>
+        <w:rPr>
+          <w:smallCaps/>
+        </w:rPr>
+        <w:t xml:space="preserve">Reed Dickerson, The Fundamentals of Legal Drafting</w:t>
+      </w:r>
+      <w:r>
+        <w:t xml:space="preserve"> </w:t>
+      </w:r>
+      <w:r>
+        <w:t xml:space="preserve">ch. 7 (2d ed. 1986);</w:t>
+      </w:r>
+      <w:r>
+        <w:t xml:space="preserve"> </w:t>
+      </w:r>
+      <w:r>
+        <w:rPr>
+          <w:smallCaps/>
+        </w:rPr>
+        <w:t xml:space="preserve">Helen Xanthaki, Thornton’s Legislative Drafting</w:t>
+      </w:r>
+      <w:r>
+        <w:t xml:space="preserve"> </w:t>
+      </w:r>
+      <w:r>
+        <w:t xml:space="preserve">ch. 4 (6th ed. 2022).</w:t>
+      </w:r>
+    </w:p>
+  </w:footnote>
+  <w:footnote w:id="31">
+    <w:p>
+      <w:pPr>
+        <w:pStyle w:val="FootnoteText"/>
+      </w:pPr>
+      <w:r>
+        <w:rPr>
+          <w:rStyle w:val="FootnoteReference"/>
+        </w:rPr>
+        <w:footnoteRef/>
+      </w:r>
+      <w:r>
+        <w:t xml:space="preserve"> </w:t>
+      </w:r>
+      <w:r>
+        <w:rPr>
+          <w:smallCaps/>
+        </w:rPr>
+        <w:t xml:space="preserve">Helen Xanthaki, Drafting Legislation: Art and Technology of Rules for Regulation</w:t>
+      </w:r>
+      <w:r>
+        <w:t xml:space="preserve"> </w:t>
+      </w:r>
+      <w:r>
+        <w:t xml:space="preserve">(2014).</w:t>
+      </w:r>
+    </w:p>
+  </w:footnote>
+  <w:footnote w:id="32">
+    <w:p>
+      <w:pPr>
+        <w:pStyle w:val="FootnoteText"/>
+      </w:pPr>
+      <w:r>
+        <w:rPr>
+          <w:rStyle w:val="FootnoteReference"/>
+        </w:rPr>
+        <w:footnoteRef/>
+      </w:r>
+      <w:r>
+        <w:t xml:space="preserve"> </w:t>
+      </w:r>
+      <w:r>
+        <w:rPr>
+          <w:smallCaps/>
+        </w:rPr>
+        <w:t xml:space="preserve">Bennion, Bailey and Norbury on Statutory Interpretation</w:t>
+      </w:r>
+      <w:r>
+        <w:t xml:space="preserve"> </w:t>
+      </w:r>
+      <w:r>
+        <w:t xml:space="preserve">§§ 21.3, 24.3 (8th ed. 2020);</w:t>
+      </w:r>
+      <w:r>
+        <w:t xml:space="preserve"> </w:t>
+      </w:r>
+      <w:r>
+        <w:rPr>
+          <w:smallCaps/>
+        </w:rPr>
+        <w:t xml:space="preserve">Antonin Scalia &amp; Bryan A. Garner, Reading Law: The Interpretation of Legal Texts</w:t>
+      </w:r>
+      <w:r>
+        <w:t xml:space="preserve"> </w:t>
+      </w:r>
+      <w:r>
+        <w:t xml:space="preserve">170–73 (2012).</w:t>
+      </w:r>
+    </w:p>
+  </w:footnote>
+  <w:footnote w:id="33">
+    <w:p>
+      <w:pPr>
+        <w:pStyle w:val="FootnoteText"/>
+      </w:pPr>
+      <w:r>
+        <w:rPr>
+          <w:rStyle w:val="FootnoteReference"/>
+        </w:rPr>
+        <w:footnoteRef/>
+      </w:r>
+      <w:r>
+        <w:t xml:space="preserve"> </w:t>
+      </w:r>
+      <w:r>
+        <w:t xml:space="preserve">Peter Henderson et al.,</w:t>
       </w:r>
       <w:r>
         <w:t xml:space="preserve"> </w:t>
@@ -8197,13 +8281,13 @@
           <w:iCs/>
           <w:i/>
         </w:rPr>
-        <w:t xml:space="preserve">The Fundamentals of Legal Drafting</w:t>
-      </w:r>
-      <w:r>
-        <w:t xml:space="preserve"> </w:t>
-      </w:r>
-      <w:r>
-        <w:t xml:space="preserve">(2nd edn, Little, Brown 1986) ch 7; Helen Xanthaki,</w:t>
+        <w:t xml:space="preserve">Pile of Law: Learning Responsible Data Filtering from the Law and a 256GB Open-Source Legal Dataset</w:t>
+      </w:r>
+      <w:r>
+        <w:t xml:space="preserve"> </w:t>
+      </w:r>
+      <w:r>
+        <w:t xml:space="preserve">(Neural Info. Processing Sys. Datasets &amp; Benchmarks Track, 2022); Joel Niklaus et al.,</w:t>
       </w:r>
       <w:r>
         <w:t xml:space="preserve"> </w:t>
@@ -8213,13 +8297,93 @@
           <w:iCs/>
           <w:i/>
         </w:rPr>
-        <w:t xml:space="preserve">Thornton’s</w:t>
+        <w:t xml:space="preserve">MultiLegalPile: A 689GB Multilingual Legal Corpus</w:t>
+      </w:r>
+      <w:r>
+        <w:t xml:space="preserve">, in</w:t>
+      </w:r>
+      <w:r>
+        <w:t xml:space="preserve"> </w:t>
+      </w:r>
+      <w:r>
+        <w:rPr>
+          <w:smallCaps/>
+        </w:rPr>
+        <w:t xml:space="preserve">Proceedings of the 62nd Annual Meeting of the Association for Computational Linguistics</w:t>
+      </w:r>
+      <w:r>
+        <w:t xml:space="preserve"> </w:t>
+      </w:r>
+      <w:r>
+        <w:t xml:space="preserve">(2024).</w:t>
+      </w:r>
+    </w:p>
+  </w:footnote>
+  <w:footnote w:id="34">
+    <w:p>
+      <w:pPr>
+        <w:pStyle w:val="FootnoteText"/>
+      </w:pPr>
+      <w:r>
+        <w:rPr>
+          <w:rStyle w:val="FootnoteReference"/>
+        </w:rPr>
+        <w:footnoteRef/>
+      </w:r>
+      <w:r>
+        <w:t xml:space="preserve"> </w:t>
+      </w:r>
+      <w:r>
+        <w:t xml:space="preserve">Monica Palmirani &amp; Fabio Vitali,</w:t>
+      </w:r>
+      <w:r>
+        <w:t xml:space="preserve"> </w:t>
       </w:r>
       <w:r>
         <w:rPr>
           <w:iCs/>
           <w:i/>
         </w:rPr>
+        <w:t xml:space="preserve">Akoma-Ntoso for Legal Documents</w:t>
+      </w:r>
+      <w:r>
+        <w:t xml:space="preserve">, in</w:t>
+      </w:r>
+      <w:r>
+        <w:t xml:space="preserve"> </w:t>
+      </w:r>
+      <w:r>
+        <w:rPr>
+          <w:smallCaps/>
+        </w:rPr>
+        <w:t xml:space="preserve">Legislative XML for the Semantic Web</w:t>
+      </w:r>
+      <w:r>
+        <w:t xml:space="preserve"> </w:t>
+      </w:r>
+      <w:r>
+        <w:t xml:space="preserve">75 (2011).</w:t>
+      </w:r>
+    </w:p>
+  </w:footnote>
+  <w:footnote w:id="35">
+    <w:p>
+      <w:pPr>
+        <w:pStyle w:val="FootnoteText"/>
+      </w:pPr>
+      <w:r>
+        <w:rPr>
+          <w:rStyle w:val="FootnoteReference"/>
+        </w:rPr>
+        <w:footnoteRef/>
+      </w:r>
+      <w:r>
+        <w:t xml:space="preserve"> </w:t>
+      </w:r>
+      <w:r>
+        <w:t xml:space="preserve">Daniel Martin Katz &amp; Michael J. Bommarito,</w:t>
+      </w:r>
+      <w:r>
         <w:t xml:space="preserve"> </w:t>
       </w:r>
       <w:r>
@@ -8227,32 +8391,25 @@
           <w:iCs/>
           <w:i/>
         </w:rPr>
-        <w:t xml:space="preserve">Legislative Drafting</w:t>
-      </w:r>
-      <w:r>
-        <w:t xml:space="preserve"> </w:t>
-      </w:r>
-      <w:r>
-        <w:t xml:space="preserve">(6th edn, Bloomsbury Professional 2022) ch 4.</w:t>
-      </w:r>
-    </w:p>
-  </w:footnote>
-  <w:footnote w:id="31">
-    <w:p>
-      <w:pPr>
-        <w:pStyle w:val="FootnoteText"/>
-      </w:pPr>
-      <w:r>
-        <w:rPr>
-          <w:rStyle w:val="FootnoteReference"/>
-        </w:rPr>
-        <w:footnoteRef/>
-      </w:r>
-      <w:r>
-        <w:t xml:space="preserve"> </w:t>
-      </w:r>
-      <w:r>
-        <w:t xml:space="preserve">Helen Xanthaki,</w:t>
+        <w:t xml:space="preserve">Measuring the Complexity of the Law: The United States Code</w:t>
+      </w:r>
+      <w:r>
+        <w:t xml:space="preserve">, 22</w:t>
+      </w:r>
+      <w:r>
+        <w:t xml:space="preserve"> </w:t>
+      </w:r>
+      <w:r>
+        <w:rPr>
+          <w:smallCaps/>
+        </w:rPr>
+        <w:t xml:space="preserve">A.I. &amp; L.</w:t>
+      </w:r>
+      <w:r>
+        <w:t xml:space="preserve"> </w:t>
+      </w:r>
+      <w:r>
+        <w:t xml:space="preserve">337 (2014); Corinna Coupette et al.,</w:t>
       </w:r>
       <w:r>
         <w:t xml:space="preserve"> </w:t>
@@ -8262,13 +8419,125 @@
           <w:iCs/>
           <w:i/>
         </w:rPr>
-        <w:t xml:space="preserve">Drafting Legislation: Art and</w:t>
+        <w:t xml:space="preserve">Measuring Law Over Time: A Network Analytical Framework with an Application to Statutes and Regulations in the United States and Germany</w:t>
+      </w:r>
+      <w:r>
+        <w:t xml:space="preserve">, 9</w:t>
+      </w:r>
+      <w:r>
+        <w:t xml:space="preserve"> </w:t>
+      </w:r>
+      <w:r>
+        <w:rPr>
+          <w:smallCaps/>
+        </w:rPr>
+        <w:t xml:space="preserve">Frontiers in Physics</w:t>
+      </w:r>
+      <w:r>
+        <w:t xml:space="preserve">, art. 658463 (2021).</w:t>
+      </w:r>
+    </w:p>
+  </w:footnote>
+  <w:footnote w:id="36">
+    <w:p>
+      <w:pPr>
+        <w:pStyle w:val="FootnoteText"/>
+      </w:pPr>
+      <w:r>
+        <w:rPr>
+          <w:rStyle w:val="FootnoteReference"/>
+        </w:rPr>
+        <w:footnoteRef/>
+      </w:r>
+      <w:r>
+        <w:t xml:space="preserve"> </w:t>
+      </w:r>
+      <w:r>
+        <w:t xml:space="preserve">On the</w:t>
+      </w:r>
+      <w:r>
+        <w:t xml:space="preserve"> </w:t>
+      </w:r>
+      <w:r>
+        <w:t xml:space="preserve">citation network of this corpus, see the companion study referred to in the</w:t>
+      </w:r>
+      <w:r>
+        <w:t xml:space="preserve"> </w:t>
+      </w:r>
+      <w:r>
+        <w:t xml:space="preserve">data availability statement.</w:t>
+      </w:r>
+    </w:p>
+  </w:footnote>
+  <w:footnote w:id="46">
+    <w:p>
+      <w:pPr>
+        <w:pStyle w:val="FootnoteText"/>
+      </w:pPr>
+      <w:r>
+        <w:rPr>
+          <w:rStyle w:val="FootnoteReference"/>
+        </w:rPr>
+        <w:footnoteRef/>
+      </w:r>
+      <w:r>
+        <w:t xml:space="preserve"> </w:t>
+      </w:r>
+      <w:r>
+        <w:t xml:space="preserve">Competition Law,</w:t>
+      </w:r>
+      <w:r>
+        <w:t xml:space="preserve"> </w:t>
       </w:r>
       <w:r>
         <w:rPr>
           <w:iCs/>
           <w:i/>
         </w:rPr>
+        <w:t xml:space="preserve">supra</w:t>
+      </w:r>
+      <w:r>
+        <w:t xml:space="preserve">, art. 1; Implementing Regulation of the Competition Law, GAC Board Decision No. 337 (25/1/1441H), art. 1 (Saudi Arabia).</w:t>
+      </w:r>
+    </w:p>
+  </w:footnote>
+  <w:footnote w:id="47">
+    <w:p>
+      <w:pPr>
+        <w:pStyle w:val="FootnoteText"/>
+      </w:pPr>
+      <w:r>
+        <w:rPr>
+          <w:rStyle w:val="FootnoteReference"/>
+        </w:rPr>
+        <w:footnoteRef/>
+      </w:r>
+      <w:r>
+        <w:t xml:space="preserve"> </w:t>
+      </w:r>
+      <w:r>
+        <w:t xml:space="preserve">Implementing Regulation of the Anti-Concealment Law, issued under art. 19 of the Anti-Concealment Law, Royal Decree No. M/4 (1/1/1442H), art. 1 (Saudi Arabia).</w:t>
+      </w:r>
+    </w:p>
+  </w:footnote>
+  <w:footnote w:id="48">
+    <w:p>
+      <w:pPr>
+        <w:pStyle w:val="FootnoteText"/>
+      </w:pPr>
+      <w:r>
+        <w:rPr>
+          <w:rStyle w:val="FootnoteReference"/>
+        </w:rPr>
+        <w:footnoteRef/>
+      </w:r>
+      <w:r>
+        <w:t xml:space="preserve"> </w:t>
+      </w:r>
+      <w:r>
+        <w:t xml:space="preserve">Labour Law,</w:t>
+      </w:r>
+      <w:r>
         <w:t xml:space="preserve"> </w:t>
       </w:r>
       <w:r>
@@ -8276,17 +8545,14 @@
           <w:iCs/>
           <w:i/>
         </w:rPr>
-        <w:t xml:space="preserve">Technology of Rules for Regulation</w:t>
-      </w:r>
-      <w:r>
-        <w:t xml:space="preserve"> </w:t>
-      </w:r>
-      <w:r>
-        <w:t xml:space="preserve">(Hart 2014).</w:t>
+        <w:t xml:space="preserve">supra</w:t>
+      </w:r>
+      <w:r>
+        <w:t xml:space="preserve">, art. 2; High-Risk Professions Work Organization Regulation art. 1; OSH Service Providers Licensing and Accreditation Regulation art. 1 (Saudi Arabia).</w:t>
       </w:r>
     </w:p>
   </w:footnote>
-  <w:footnote w:id="32">
+  <w:footnote w:id="49">
     <w:p>
       <w:pPr>
         <w:pStyle w:val="FootnoteText"/>
@@ -8299,451 +8565,22 @@
       </w:r>
       <w:r>
         <w:t xml:space="preserve"> </w:t>
+      </w:r>
+      <w:r>
+        <w:t xml:space="preserve">Implementing Regulation of the Social Insurance Law, Ministerial Resolution No. 230/</w:t>
       </w:r>
       <w:r>
         <w:rPr>
           <w:iCs/>
           <w:i/>
         </w:rPr>
-        <w:t xml:space="preserve">Bennion, Bailey and Norbury on</w:t>
-      </w:r>
-      <w:r>
-        <w:rPr>
-          <w:iCs/>
-          <w:i/>
-        </w:rPr>
-        <w:t xml:space="preserve"> </w:t>
-      </w:r>
-      <w:r>
-        <w:rPr>
-          <w:iCs/>
-          <w:i/>
-        </w:rPr>
-        <w:t xml:space="preserve">Statutory Interpretation</w:t>
-      </w:r>
-      <w:r>
-        <w:t xml:space="preserve"> </w:t>
-      </w:r>
-      <w:r>
-        <w:t xml:space="preserve">(8th edn, LexisNexis Butterworths 2020) ss 21.3 and 24.3; Antonin Scalia and Bryan A Garner,</w:t>
-      </w:r>
-      <w:r>
-        <w:t xml:space="preserve"> </w:t>
-      </w:r>
-      <w:r>
-        <w:rPr>
-          <w:iCs/>
-          <w:i/>
-        </w:rPr>
-        <w:t xml:space="preserve">Reading Law: The</w:t>
-      </w:r>
-      <w:r>
-        <w:rPr>
-          <w:iCs/>
-          <w:i/>
-        </w:rPr>
-        <w:t xml:space="preserve"> </w:t>
-      </w:r>
-      <w:r>
-        <w:rPr>
-          <w:iCs/>
-          <w:i/>
-        </w:rPr>
-        <w:t xml:space="preserve">Interpretation of Legal Texts</w:t>
-      </w:r>
-      <w:r>
-        <w:t xml:space="preserve"> </w:t>
-      </w:r>
-      <w:r>
-        <w:t xml:space="preserve">(Thomson/West 2012) 170–73.</w:t>
-      </w:r>
-    </w:p>
-  </w:footnote>
-  <w:footnote w:id="33">
-    <w:p>
-      <w:pPr>
-        <w:pStyle w:val="FootnoteText"/>
-      </w:pPr>
-      <w:r>
-        <w:rPr>
-          <w:rStyle w:val="FootnoteReference"/>
-        </w:rPr>
-        <w:footnoteRef/>
-      </w:r>
-      <w:r>
-        <w:t xml:space="preserve"> </w:t>
-      </w:r>
-      <w:r>
-        <w:t xml:space="preserve">Peter Henderson and others,</w:t>
-      </w:r>
-      <w:r>
-        <w:t xml:space="preserve"> </w:t>
-      </w:r>
-      <w:r>
-        <w:t xml:space="preserve">‘</w:t>
-      </w:r>
-      <w:r>
-        <w:t xml:space="preserve">Pile of Law: Learning</w:t>
-      </w:r>
-      <w:r>
-        <w:t xml:space="preserve"> </w:t>
-      </w:r>
-      <w:r>
-        <w:t xml:space="preserve">Responsible Data Filtering from the Law and a 256GB Open-Source Legal</w:t>
-      </w:r>
-      <w:r>
-        <w:t xml:space="preserve"> </w:t>
-      </w:r>
-      <w:r>
-        <w:t xml:space="preserve">Dataset</w:t>
-      </w:r>
-      <w:r>
-        <w:t xml:space="preserve">’</w:t>
-      </w:r>
-      <w:r>
-        <w:t xml:space="preserve"> </w:t>
-      </w:r>
-      <w:r>
-        <w:t xml:space="preserve">(NeurIPS 2022, Datasets and Benchmarks Track); Joel Niklaus and</w:t>
-      </w:r>
-      <w:r>
-        <w:t xml:space="preserve"> </w:t>
-      </w:r>
-      <w:r>
-        <w:t xml:space="preserve">others,</w:t>
-      </w:r>
-      <w:r>
-        <w:t xml:space="preserve"> </w:t>
-      </w:r>
-      <w:r>
-        <w:t xml:space="preserve">‘</w:t>
-      </w:r>
-      <w:r>
-        <w:t xml:space="preserve">MultiLegalPile: A 689GB Multilingual Legal Corpus</w:t>
-      </w:r>
-      <w:r>
-        <w:t xml:space="preserve">’</w:t>
-      </w:r>
-      <w:r>
-        <w:t xml:space="preserve"> </w:t>
-      </w:r>
-      <w:r>
-        <w:t xml:space="preserve">(Proceedings of</w:t>
-      </w:r>
-      <w:r>
-        <w:t xml:space="preserve"> </w:t>
-      </w:r>
-      <w:r>
-        <w:t xml:space="preserve">the 62nd Annual Meeting of the Association for Computational Linguistics,</w:t>
-      </w:r>
-      <w:r>
-        <w:t xml:space="preserve"> </w:t>
-      </w:r>
-      <w:r>
-        <w:t xml:space="preserve">2024).</w:t>
-      </w:r>
-    </w:p>
-  </w:footnote>
-  <w:footnote w:id="34">
-    <w:p>
-      <w:pPr>
-        <w:pStyle w:val="FootnoteText"/>
-      </w:pPr>
-      <w:r>
-        <w:rPr>
-          <w:rStyle w:val="FootnoteReference"/>
-        </w:rPr>
-        <w:footnoteRef/>
-      </w:r>
-      <w:r>
-        <w:t xml:space="preserve"> </w:t>
-      </w:r>
-      <w:r>
-        <w:t xml:space="preserve">Monica Palmirani and Fabio Vitali,</w:t>
-      </w:r>
-      <w:r>
-        <w:t xml:space="preserve"> </w:t>
-      </w:r>
-      <w:r>
-        <w:t xml:space="preserve">‘</w:t>
-      </w:r>
-      <w:r>
-        <w:t xml:space="preserve">Akoma-Ntoso for Legal</w:t>
-      </w:r>
-      <w:r>
-        <w:t xml:space="preserve"> </w:t>
-      </w:r>
-      <w:r>
-        <w:t xml:space="preserve">Documents</w:t>
-      </w:r>
-      <w:r>
-        <w:t xml:space="preserve">’</w:t>
-      </w:r>
-      <w:r>
-        <w:t xml:space="preserve"> </w:t>
-      </w:r>
-      <w:r>
-        <w:t xml:space="preserve">in</w:t>
-      </w:r>
-      <w:r>
-        <w:t xml:space="preserve"> </w:t>
-      </w:r>
-      <w:r>
-        <w:rPr>
-          <w:iCs/>
-          <w:i/>
-        </w:rPr>
-        <w:t xml:space="preserve">Legislative XML for the Semantic Web</w:t>
-      </w:r>
-      <w:r>
-        <w:t xml:space="preserve"> </w:t>
-      </w:r>
-      <w:r>
-        <w:t xml:space="preserve">(Springer 2011)</w:t>
-      </w:r>
-      <w:r>
-        <w:t xml:space="preserve"> </w:t>
-      </w:r>
-      <w:r>
-        <w:t xml:space="preserve">75.</w:t>
-      </w:r>
-    </w:p>
-  </w:footnote>
-  <w:footnote w:id="35">
-    <w:p>
-      <w:pPr>
-        <w:pStyle w:val="FootnoteText"/>
-      </w:pPr>
-      <w:r>
-        <w:rPr>
-          <w:rStyle w:val="FootnoteReference"/>
-        </w:rPr>
-        <w:footnoteRef/>
-      </w:r>
-      <w:r>
-        <w:t xml:space="preserve"> </w:t>
-      </w:r>
-      <w:r>
-        <w:t xml:space="preserve">Daniel Martin Katz and Michael J Bommarito,</w:t>
-      </w:r>
-      <w:r>
-        <w:t xml:space="preserve"> </w:t>
-      </w:r>
-      <w:r>
-        <w:t xml:space="preserve">‘</w:t>
-      </w:r>
-      <w:r>
-        <w:t xml:space="preserve">Measuring</w:t>
-      </w:r>
-      <w:r>
-        <w:t xml:space="preserve"> </w:t>
-      </w:r>
-      <w:r>
-        <w:t xml:space="preserve">the Complexity of the Law: The United States Code</w:t>
-      </w:r>
-      <w:r>
-        <w:t xml:space="preserve">’</w:t>
-      </w:r>
-      <w:r>
-        <w:t xml:space="preserve"> </w:t>
-      </w:r>
-      <w:r>
-        <w:t xml:space="preserve">(2014) 22 Artificial</w:t>
-      </w:r>
-      <w:r>
-        <w:t xml:space="preserve"> </w:t>
-      </w:r>
-      <w:r>
-        <w:t xml:space="preserve">Intelligence and Law 337; Corinna Coupette and others,</w:t>
-      </w:r>
-      <w:r>
-        <w:t xml:space="preserve"> </w:t>
-      </w:r>
-      <w:r>
-        <w:t xml:space="preserve">‘</w:t>
-      </w:r>
-      <w:r>
-        <w:t xml:space="preserve">Measuring Law Over</w:t>
-      </w:r>
-      <w:r>
-        <w:t xml:space="preserve"> </w:t>
-      </w:r>
-      <w:r>
-        <w:t xml:space="preserve">Time: A Network Analytical Framework with an Application to Statutes and</w:t>
-      </w:r>
-      <w:r>
-        <w:t xml:space="preserve"> </w:t>
-      </w:r>
-      <w:r>
-        <w:t xml:space="preserve">Regulations in the United States and Germany</w:t>
-      </w:r>
-      <w:r>
-        <w:t xml:space="preserve">’</w:t>
-      </w:r>
-      <w:r>
-        <w:t xml:space="preserve"> </w:t>
-      </w:r>
-      <w:r>
-        <w:t xml:space="preserve">(2021) 9 Frontiers in Physics</w:t>
-      </w:r>
-      <w:r>
-        <w:t xml:space="preserve"> </w:t>
-      </w:r>
-      <w:r>
-        <w:t xml:space="preserve">658463.</w:t>
-      </w:r>
-    </w:p>
-  </w:footnote>
-  <w:footnote w:id="36">
-    <w:p>
-      <w:pPr>
-        <w:pStyle w:val="FootnoteText"/>
-      </w:pPr>
-      <w:r>
-        <w:rPr>
-          <w:rStyle w:val="FootnoteReference"/>
-        </w:rPr>
-        <w:footnoteRef/>
-      </w:r>
-      <w:r>
-        <w:t xml:space="preserve"> </w:t>
-      </w:r>
-      <w:r>
-        <w:t xml:space="preserve">On the</w:t>
-      </w:r>
-      <w:r>
-        <w:t xml:space="preserve"> </w:t>
-      </w:r>
-      <w:r>
-        <w:t xml:space="preserve">citation network of this corpus, see the companion study referred to in the</w:t>
-      </w:r>
-      <w:r>
-        <w:t xml:space="preserve"> </w:t>
-      </w:r>
-      <w:r>
-        <w:t xml:space="preserve">data availability statement.</w:t>
-      </w:r>
-    </w:p>
-  </w:footnote>
-  <w:footnote w:id="46">
-    <w:p>
-      <w:pPr>
-        <w:pStyle w:val="FootnoteText"/>
-      </w:pPr>
-      <w:r>
-        <w:rPr>
-          <w:rStyle w:val="FootnoteReference"/>
-        </w:rPr>
-        <w:footnoteRef/>
-      </w:r>
-      <w:r>
-        <w:t xml:space="preserve"> </w:t>
-      </w:r>
-      <w:r>
-        <w:t xml:space="preserve">Competition Law art 1; Implementing Regulation of</w:t>
-      </w:r>
-      <w:r>
-        <w:t xml:space="preserve"> </w:t>
-      </w:r>
-      <w:r>
-        <w:t xml:space="preserve">the Competition Law (GAC Board Decision 337, 25/1/1441H) art 1.</w:t>
-      </w:r>
-    </w:p>
-  </w:footnote>
-  <w:footnote w:id="47">
-    <w:p>
-      <w:pPr>
-        <w:pStyle w:val="FootnoteText"/>
-      </w:pPr>
-      <w:r>
-        <w:rPr>
-          <w:rStyle w:val="FootnoteReference"/>
-        </w:rPr>
-        <w:footnoteRef/>
-      </w:r>
-      <w:r>
-        <w:t xml:space="preserve"> </w:t>
-      </w:r>
-      <w:r>
-        <w:t xml:space="preserve">Implementing Regulation of the Anti-Concealment Law, issued</w:t>
-      </w:r>
-      <w:r>
-        <w:t xml:space="preserve"> </w:t>
-      </w:r>
-      <w:r>
-        <w:t xml:space="preserve">under art 19 of the Anti-Concealment Law (Royal Decree M/4, 1/1/1442H) art</w:t>
-      </w:r>
-      <w:r>
-        <w:t xml:space="preserve"> </w:t>
-      </w:r>
-      <w:r>
-        <w:t xml:space="preserve">1.</w:t>
-      </w:r>
-    </w:p>
-  </w:footnote>
-  <w:footnote w:id="48">
-    <w:p>
-      <w:pPr>
-        <w:pStyle w:val="FootnoteText"/>
-      </w:pPr>
-      <w:r>
-        <w:rPr>
-          <w:rStyle w:val="FootnoteReference"/>
-        </w:rPr>
-        <w:footnoteRef/>
-      </w:r>
-      <w:r>
-        <w:t xml:space="preserve"> </w:t>
-      </w:r>
-      <w:r>
-        <w:t xml:space="preserve">Labour Law art 2; High-Risk</w:t>
-      </w:r>
-      <w:r>
-        <w:t xml:space="preserve"> </w:t>
-      </w:r>
-      <w:r>
-        <w:t xml:space="preserve">Professions Work Organization Regulation art 1; OSH Service Providers</w:t>
-      </w:r>
-      <w:r>
-        <w:t xml:space="preserve"> </w:t>
-      </w:r>
-      <w:r>
-        <w:t xml:space="preserve">Licensing and Accreditation Regulation art 1.</w:t>
-      </w:r>
-    </w:p>
-  </w:footnote>
-  <w:footnote w:id="49">
-    <w:p>
-      <w:pPr>
-        <w:pStyle w:val="FootnoteText"/>
-      </w:pPr>
-      <w:r>
-        <w:rPr>
-          <w:rStyle w:val="FootnoteReference"/>
-        </w:rPr>
-        <w:footnoteRef/>
-      </w:r>
-      <w:r>
-        <w:t xml:space="preserve"> </w:t>
-      </w:r>
-      <w:r>
-        <w:t xml:space="preserve">Implementing Regulation of the Social Insurance Law (Ministerial Resolution</w:t>
-      </w:r>
-      <w:r>
-        <w:t xml:space="preserve"> </w:t>
-      </w:r>
-      <w:r>
-        <w:t xml:space="preserve">230/</w:t>
-      </w:r>
-      <w:r>
-        <w:rPr>
-          <w:iCs/>
-          <w:i/>
-        </w:rPr>
         <w:t xml:space="preserve">ta’minat</w:t>
       </w:r>
       <w:r>
-        <w:t xml:space="preserve">, 26/12/1445H) art 1; the legacy regulation carries the</w:t>
+        <w:t xml:space="preserve"> </w:t>
+      </w:r>
+      <w:r>
+        <w:t xml:space="preserve">(26/12/1445H), art. 1 (Saudi Arabia); the legacy regulation carries the</w:t>
       </w:r>
       <w:r>
         <w:t xml:space="preserve"> </w:t>
@@ -8768,19 +8605,7 @@
         <w:t xml:space="preserve"> </w:t>
       </w:r>
       <w:r>
-        <w:t xml:space="preserve">Value Added Tax Law (Royal Decree M/113,</w:t>
-      </w:r>
-      <w:r>
-        <w:t xml:space="preserve"> </w:t>
-      </w:r>
-      <w:r>
-        <w:t xml:space="preserve">2/11/1438H) art 1; Real Estate Transaction Tax Law (Royal Decree M/84,</w:t>
-      </w:r>
-      <w:r>
-        <w:t xml:space="preserve"> </w:t>
-      </w:r>
-      <w:r>
-        <w:t xml:space="preserve">19/3/1446H) art 1.</w:t>
+        <w:t xml:space="preserve">Value Added Tax Law, Royal Decree No. M/113 (2/11/1438H), art. 1 (Saudi Arabia); Real Estate Transaction Tax Law, Royal Decree No. M/84 (19/3/1446H), art. 1 (Saudi Arabia).</w:t>
       </w:r>
     </w:p>
   </w:footnote>
@@ -8799,7 +8624,7 @@
         <w:t xml:space="preserve"> </w:t>
       </w:r>
       <w:r>
-        <w:t xml:space="preserve">Income Tax Law (Royal Decree M/1, 15/1/1425H) art 1.</w:t>
+        <w:t xml:space="preserve">Income Tax Law, Royal Decree No. M/1 (15/1/1425H), art. 1 (Saudi Arabia).</w:t>
       </w:r>
     </w:p>
   </w:footnote>
@@ -8818,19 +8643,7 @@
         <w:t xml:space="preserve"> </w:t>
       </w:r>
       <w:r>
-        <w:t xml:space="preserve">Zakat</w:t>
-      </w:r>
-      <w:r>
-        <w:t xml:space="preserve"> </w:t>
-      </w:r>
-      <w:r>
-        <w:t xml:space="preserve">Collection Implementing Regulation (Minister of Finance Resolution 1007,</w:t>
-      </w:r>
-      <w:r>
-        <w:t xml:space="preserve"> </w:t>
-      </w:r>
-      <w:r>
-        <w:t xml:space="preserve">19/8/1445H) art 1.</w:t>
+        <w:t xml:space="preserve">Zakat Collection Implementing Regulation, Minister of Finance Resolution No. 1007 (19/8/1445H), art. 1 (Saudi Arabia).</w:t>
       </w:r>
     </w:p>
   </w:footnote>
@@ -8849,13 +8662,7 @@
         <w:t xml:space="preserve"> </w:t>
       </w:r>
       <w:r>
-        <w:t xml:space="preserve">Credit Information Law (Royal Decree M/37, 5/7/1429H) art</w:t>
-      </w:r>
-      <w:r>
-        <w:t xml:space="preserve"> </w:t>
-      </w:r>
-      <w:r>
-        <w:t xml:space="preserve">1.</w:t>
+        <w:t xml:space="preserve">Credit Information Law, Royal Decree No. M/37 (5/7/1429H), art. 1 (Saudi Arabia).</w:t>
       </w:r>
     </w:p>
   </w:footnote>
@@ -8874,13 +8681,7 @@
         <w:t xml:space="preserve"> </w:t>
       </w:r>
       <w:r>
-        <w:t xml:space="preserve">E-Commerce Law (Royal</w:t>
-      </w:r>
-      <w:r>
-        <w:t xml:space="preserve"> </w:t>
-      </w:r>
-      <w:r>
-        <w:t xml:space="preserve">Decree M/126, 7/11/1440H) art 1.</w:t>
+        <w:t xml:space="preserve">E-Commerce Law, Royal Decree No. M/126 (7/11/1440H), art. 1 (Saudi Arabia).</w:t>
       </w:r>
     </w:p>
   </w:footnote>
@@ -8899,13 +8700,7 @@
         <w:t xml:space="preserve"> </w:t>
       </w:r>
       <w:r>
-        <w:t xml:space="preserve">Payment Systems and Services Law (Royal Decree M/26,</w:t>
-      </w:r>
-      <w:r>
-        <w:t xml:space="preserve"> </w:t>
-      </w:r>
-      <w:r>
-        <w:t xml:space="preserve">22/3/1443H) art 1.</w:t>
+        <w:t xml:space="preserve">Payment Systems and Services Law, Royal Decree No. M/26 (22/3/1443H), art. 1 (Saudi Arabia).</w:t>
       </w:r>
     </w:p>
   </w:footnote>
@@ -8924,13 +8719,7 @@
         <w:t xml:space="preserve"> </w:t>
       </w:r>
       <w:r>
-        <w:t xml:space="preserve">Implementing regulations</w:t>
-      </w:r>
-      <w:r>
-        <w:t xml:space="preserve"> </w:t>
-      </w:r>
-      <w:r>
-        <w:t xml:space="preserve">made under the Environmental Law (Royal Decree M/165, 19/11/1441H): the Air</w:t>
+        <w:t xml:space="preserve">Implementing regulations made under the Environmental Law, Royal Decree No. M/165 (19/11/1441H) (Saudi Arabia): the Air</w:t>
       </w:r>
       <w:r>
         <w:t xml:space="preserve"> </w:t>
@@ -8948,7 +8737,7 @@
         <w:t xml:space="preserve"> </w:t>
       </w:r>
       <w:r>
-        <w:t xml:space="preserve">the Environmental Service Providers Regulation, art 1 in each. The</w:t>
+        <w:t xml:space="preserve">the Environmental Service Providers Regulation, art. 1 in each. The</w:t>
       </w:r>
       <w:r>
         <w:t xml:space="preserve"> </w:t>
@@ -8973,13 +8762,7 @@
         <w:t xml:space="preserve"> </w:t>
       </w:r>
       <w:r>
-        <w:t xml:space="preserve">Civil Aviation Law</w:t>
-      </w:r>
-      <w:r>
-        <w:t xml:space="preserve"> </w:t>
-      </w:r>
-      <w:r>
-        <w:t xml:space="preserve">(Royal Decree M/44, 18/7/1426H) art 1.</w:t>
+        <w:t xml:space="preserve">Civil Aviation Law, Royal Decree No. M/44 (18/7/1426H), art. 1 (Saudi Arabia).</w:t>
       </w:r>
     </w:p>
   </w:footnote>
@@ -8998,13 +8781,7 @@
         <w:t xml:space="preserve"> </w:t>
       </w:r>
       <w:r>
-        <w:t xml:space="preserve">Telecommunications and Information Technology Act (Royal Decree</w:t>
-      </w:r>
-      <w:r>
-        <w:t xml:space="preserve"> </w:t>
-      </w:r>
-      <w:r>
-        <w:t xml:space="preserve">M/106, 2/11/1443H) art 1.</w:t>
+        <w:t xml:space="preserve">Telecommunications and Information Technology Act, Royal Decree No. M/106 (2/11/1443H), art. 1 (Saudi Arabia).</w:t>
       </w:r>
     </w:p>
   </w:footnote>

--- a/docs/research/definitions_paper/submission_manuscript.docx
+++ b/docs/research/definitions_paper/submission_manuscript.docx
@@ -134,7 +134,7 @@
         <w:pStyle w:val="BodyText"/>
       </w:pPr>
       <w:r>
-        <w:t xml:space="preserve">This article supplies that measurement, from a corpus of 291 Saudi</w:t>
+        <w:t xml:space="preserve">This article supplies that measurement, from a corpus of 290 Saudi</w:t>
       </w:r>
       <w:r>
         <w:t xml:space="preserve"> </w:t>
@@ -543,7 +543,7 @@
         <w:t xml:space="preserve"> </w:t>
       </w:r>
       <w:r>
-        <w:t xml:space="preserve">corpus for Saudi Arabia — 291 legislative instruments, of which</w:t>
+        <w:t xml:space="preserve">corpus for Saudi Arabia — 290 legislative instruments, of which</w:t>
       </w:r>
       <w:r>
         <w:t xml:space="preserve"> </w:t>
@@ -1082,7 +1082,7 @@
         <w:t xml:space="preserve"> </w:t>
       </w:r>
       <w:r>
-        <w:t xml:space="preserve">of fifty. In the corpus studied here, 214 of 291</w:t>
+        <w:t xml:space="preserve">of fifty. In the corpus studied here, 214 of 290</w:t>
       </w:r>
       <w:r>
         <w:t xml:space="preserve"> </w:t>
@@ -1829,7 +1829,7 @@
         <w:pStyle w:val="FirstParagraph"/>
       </w:pPr>
       <w:r>
-        <w:t xml:space="preserve">The corpus comprises 291 Saudi legislative instruments — primary laws,</w:t>
+        <w:t xml:space="preserve">The corpus comprises 290 Saudi legislative instruments — primary laws,</w:t>
       </w:r>
       <w:r>
         <w:t xml:space="preserve"> </w:t>
@@ -8126,7 +8126,7 @@
         <w:t xml:space="preserve"> </w:t>
       </w:r>
       <w:r>
-        <w:t xml:space="preserve">definitional apparatus. This is a statement about the 291 instruments in the</w:t>
+        <w:t xml:space="preserve">definitional apparatus. This is a statement about the 290 instruments in the</w:t>
       </w:r>
       <w:r>
         <w:t xml:space="preserve"> </w:t>

--- a/docs/research/definitions_paper/submission_manuscript.docx
+++ b/docs/research/definitions_paper/submission_manuscript.docx
@@ -108,63 +108,49 @@
         <w:t xml:space="preserve"> </w:t>
       </w:r>
       <w:r>
-        <w:t xml:space="preserve">legal system, and that definitions should not multiply without reason.</w:t>
-      </w:r>
-      <w:r>
-        <w:t xml:space="preserve"> </w:t>
-      </w:r>
-      <w:r>
-        <w:t xml:space="preserve">Whether real systems comply has never been measured: the question has been</w:t>
-      </w:r>
-      <w:r>
-        <w:t xml:space="preserve"> </w:t>
-      </w:r>
-      <w:r>
-        <w:t xml:space="preserve">argued from examples, because settling it requires every statutory definition</w:t>
-      </w:r>
-      <w:r>
-        <w:t xml:space="preserve"> </w:t>
-      </w:r>
-      <w:r>
-        <w:t xml:space="preserve">in a jurisdiction, extracted from the instrument that made it.</w:t>
-      </w:r>
-    </w:p>
-    <w:p>
-      <w:pPr>
-        <w:pStyle w:val="BodyText"/>
-      </w:pPr>
-      <w:r>
-        <w:t xml:space="preserve">This article supplies that measurement, from a corpus of 290 Saudi</w:t>
-      </w:r>
-      <w:r>
-        <w:t xml:space="preserve"> </w:t>
-      </w:r>
-      <w:r>
-        <w:t xml:space="preserve">legislative instruments carrying 1</w:t>
+        <w:t xml:space="preserve">legal system. Whether real systems comply has never been measured, because</w:t>
+      </w:r>
+      <w:r>
+        <w:t xml:space="preserve"> </w:t>
+      </w:r>
+      <w:r>
+        <w:t xml:space="preserve">settling it requires every statutory definition in a jurisdiction, extracted</w:t>
+      </w:r>
+      <w:r>
+        <w:t xml:space="preserve"> </w:t>
+      </w:r>
+      <w:r>
+        <w:t xml:space="preserve">from the instrument that made it. This article supplies that measurement for</w:t>
+      </w:r>
+      <w:r>
+        <w:t xml:space="preserve"> </w:t>
+      </w:r>
+      <w:r>
+        <w:t xml:space="preserve">Saudi Arabia — 290 instruments, 1</w:t>
       </w:r>
       <w:r>
         <w:t xml:space="preserve">,</w:t>
       </w:r>
       <w:r>
-        <w:t xml:space="preserve">920 defined terms and 3</w:t>
+        <w:t xml:space="preserve">920 defined terms,</w:t>
+      </w:r>
+      <w:r>
+        <w:t xml:space="preserve"> </w:t>
+      </w:r>
+      <w:r>
+        <w:t xml:space="preserve">3</w:t>
       </w:r>
       <w:r>
         <w:t xml:space="preserve">,</w:t>
       </w:r>
       <w:r>
-        <w:t xml:space="preserve">318</w:t>
-      </w:r>
-      <w:r>
-        <w:t xml:space="preserve"> </w:t>
-      </w:r>
-      <w:r>
-        <w:t xml:space="preserve">definitions — and argues that the measurement is worth less than the two</w:t>
-      </w:r>
-      <w:r>
-        <w:t xml:space="preserve"> </w:t>
-      </w:r>
-      <w:r>
-        <w:t xml:space="preserve">distinctions needed to perform it. The first separates</w:t>
+        <w:t xml:space="preserve">318 definitions — and argues that the measurement is worth less</w:t>
+      </w:r>
+      <w:r>
+        <w:t xml:space="preserve"> </w:t>
+      </w:r>
+      <w:r>
+        <w:t xml:space="preserve">than the two distinctions needed to perform it. The first separates</w:t>
       </w:r>
       <w:r>
         <w:t xml:space="preserve"> </w:t>
@@ -198,13 +184,13 @@
         <w:t xml:space="preserve"> </w:t>
       </w:r>
       <w:r>
-        <w:t xml:space="preserve">as itself, from substantive</w:t>
-      </w:r>
-      <w:r>
-        <w:t xml:space="preserve"> </w:t>
-      </w:r>
-      <w:r>
-        <w:t xml:space="preserve">ones; indexical definitions are the most repeated in the corpus and cannot</w:t>
+        <w:t xml:space="preserve">as itself,</w:t>
+      </w:r>
+      <w:r>
+        <w:t xml:space="preserve"> </w:t>
+      </w:r>
+      <w:r>
+        <w:t xml:space="preserve">from substantive ones; indexical definitions are the most repeated and cannot</w:t>
       </w:r>
       <w:r>
         <w:t xml:space="preserve"> </w:t>
@@ -228,35 +214,7 @@
         <w:t xml:space="preserve"> </w:t>
       </w:r>
       <w:r>
-        <w:t xml:space="preserve">widely shared terms across every instrument that defines them yields</w:t>
-      </w:r>
-      <w:r>
-        <w:t xml:space="preserve"> </w:t>
-      </w:r>
-      <w:r>
-        <w:t xml:space="preserve">4 genuine conflicts. A sole trader with no employees is an</w:t>
-      </w:r>
-      <w:r>
-        <w:t xml:space="preserve"> </w:t>
-      </w:r>
-      <w:r>
-        <w:rPr>
-          <w:iCs/>
-          <w:i/>
-        </w:rPr>
-        <w:t xml:space="preserve">establishment</w:t>
-      </w:r>
-      <w:r>
-        <w:t xml:space="preserve"> </w:t>
-      </w:r>
-      <w:r>
-        <w:t xml:space="preserve">under the Competition Law and not one under the Labour</w:t>
-      </w:r>
-      <w:r>
-        <w:t xml:space="preserve"> </w:t>
-      </w:r>
-      <w:r>
-        <w:t xml:space="preserve">Law; that is a real conflict, and most apparent ones are not. Fragmentation is</w:t>
+        <w:t xml:space="preserve">widely shared terms yields 4 genuine conflicts. Fragmentation is</w:t>
       </w:r>
       <w:r>
         <w:t xml:space="preserve"> </w:t>
@@ -7991,7 +7949,7 @@
         <w:t xml:space="preserve"> </w:t>
       </w:r>
       <w:r>
-        <w:t xml:space="preserve">Competition Law, Royal Decree No. M/75 (29/6/1440H), art. 1 (Saudi Arabia).</w:t>
+        <w:t xml:space="preserve">Competition Law, Royal Decree No. M/75 (29/6/1440H) (Saudi Arabia), art. 1.</w:t>
       </w:r>
     </w:p>
   </w:footnote>
@@ -8010,7 +7968,7 @@
         <w:t xml:space="preserve"> </w:t>
       </w:r>
       <w:r>
-        <w:t xml:space="preserve">Labour Law, Royal Decree No. M/51 (23/8/1426H), art. 2 (Saudi Arabia).</w:t>
+        <w:t xml:space="preserve">Labour Law, Royal Decree No. M/51 (23/8/1426H) (Saudi Arabia), art. 2.</w:t>
       </w:r>
     </w:p>
   </w:footnote>
@@ -8101,7 +8059,7 @@
         <w:t xml:space="preserve"> </w:t>
       </w:r>
       <w:r>
-        <w:t xml:space="preserve">Interpretation Act 1978, c. 30, § 5, sch. 1 (UK); Acts Interpretation Act 1901 (Cth) pt 2 div 2 (Austl.); Interpretation Act, R.S.C. 1985, c. I-21, § 35 (Can.).</w:t>
+        <w:t xml:space="preserve">Interpretation Act 1978 (UK), c. 30, s. 5, sch. 1; Acts Interpretation Act 1901 (Cth), pt 2 div 2; Interpretation Act (Canada), RSC 1985, c. I-21, s. 35.</w:t>
       </w:r>
     </w:p>
   </w:footnote>
@@ -8157,31 +8115,39 @@
         <w:t xml:space="preserve"> </w:t>
       </w:r>
       <w:r>
-        <w:rPr>
-          <w:smallCaps/>
-        </w:rPr>
-        <w:t xml:space="preserve">Reed Dickerson, The Fundamentals of Legal Drafting</w:t>
-      </w:r>
-      <w:r>
-        <w:t xml:space="preserve"> </w:t>
-      </w:r>
-      <w:r>
-        <w:t xml:space="preserve">ch. 7 (2d ed. 1986);</w:t>
-      </w:r>
-      <w:r>
-        <w:t xml:space="preserve"> </w:t>
-      </w:r>
-      <w:r>
-        <w:rPr>
-          <w:smallCaps/>
-        </w:rPr>
-        <w:t xml:space="preserve">Helen Xanthaki, Thornton’s Legislative Drafting</w:t>
-      </w:r>
-      <w:r>
-        <w:t xml:space="preserve"> </w:t>
-      </w:r>
-      <w:r>
-        <w:t xml:space="preserve">ch. 4 (6th ed. 2022).</w:t>
+        <w:t xml:space="preserve">R. Dickerson,</w:t>
+      </w:r>
+      <w:r>
+        <w:t xml:space="preserve"> </w:t>
+      </w:r>
+      <w:r>
+        <w:rPr>
+          <w:iCs/>
+          <w:i/>
+        </w:rPr>
+        <w:t xml:space="preserve">The Fundamentals of Legal Drafting</w:t>
+      </w:r>
+      <w:r>
+        <w:t xml:space="preserve"> </w:t>
+      </w:r>
+      <w:r>
+        <w:t xml:space="preserve">(Boston: Little, Brown, 2d ed. 1986), ch. 7; H. Xanthaki,</w:t>
+      </w:r>
+      <w:r>
+        <w:t xml:space="preserve"> </w:t>
+      </w:r>
+      <w:r>
+        <w:rPr>
+          <w:iCs/>
+          <w:i/>
+        </w:rPr>
+        <w:t xml:space="preserve">Thornton’s Legislative Drafting</w:t>
+      </w:r>
+      <w:r>
+        <w:t xml:space="preserve"> </w:t>
+      </w:r>
+      <w:r>
+        <w:t xml:space="preserve">(Bloomsbury, 6th ed. 2022), ch. 4.</w:t>
       </w:r>
     </w:p>
   </w:footnote>
@@ -8200,10 +8166,17 @@
         <w:t xml:space="preserve"> </w:t>
       </w:r>
       <w:r>
-        <w:rPr>
-          <w:smallCaps/>
-        </w:rPr>
-        <w:t xml:space="preserve">Helen Xanthaki, Drafting Legislation: Art and Technology of Rules for Regulation</w:t>
+        <w:t xml:space="preserve">H. Xanthaki,</w:t>
+      </w:r>
+      <w:r>
+        <w:t xml:space="preserve"> </w:t>
+      </w:r>
+      <w:r>
+        <w:rPr>
+          <w:iCs/>
+          <w:i/>
+        </w:rPr>
+        <w:t xml:space="preserve">Drafting Legislation: Art and Technology of Rules for Regulation</w:t>
       </w:r>
       <w:r>
         <w:t xml:space="preserve"> </w:t>
@@ -8229,7 +8202,8 @@
       </w:r>
       <w:r>
         <w:rPr>
-          <w:smallCaps/>
+          <w:iCs/>
+          <w:i/>
         </w:rPr>
         <w:t xml:space="preserve">Bennion, Bailey and Norbury on Statutory Interpretation</w:t>
       </w:r>
@@ -8237,22 +8211,23 @@
         <w:t xml:space="preserve"> </w:t>
       </w:r>
       <w:r>
-        <w:t xml:space="preserve">§§ 21.3, 24.3 (8th ed. 2020);</w:t>
-      </w:r>
-      <w:r>
-        <w:t xml:space="preserve"> </w:t>
-      </w:r>
-      <w:r>
-        <w:rPr>
-          <w:smallCaps/>
-        </w:rPr>
-        <w:t xml:space="preserve">Antonin Scalia &amp; Bryan A. Garner, Reading Law: The Interpretation of Legal Texts</w:t>
-      </w:r>
-      <w:r>
-        <w:t xml:space="preserve"> </w:t>
-      </w:r>
-      <w:r>
-        <w:t xml:space="preserve">170–73 (2012).</w:t>
+        <w:t xml:space="preserve">(LexisNexis, 8th ed. 2020), ss. 21.3, 24.3; A. Scalia &amp; B.A. Garner,</w:t>
+      </w:r>
+      <w:r>
+        <w:t xml:space="preserve"> </w:t>
+      </w:r>
+      <w:r>
+        <w:rPr>
+          <w:iCs/>
+          <w:i/>
+        </w:rPr>
+        <w:t xml:space="preserve">Reading Law: The Interpretation of Legal Texts</w:t>
+      </w:r>
+      <w:r>
+        <w:t xml:space="preserve"> </w:t>
+      </w:r>
+      <w:r>
+        <w:t xml:space="preserve">(St. Paul, MN: Thomson/West, 2012), 170–73.</w:t>
       </w:r>
     </w:p>
   </w:footnote>
@@ -8271,7 +8246,22 @@
         <w:t xml:space="preserve"> </w:t>
       </w:r>
       <w:r>
-        <w:t xml:space="preserve">Peter Henderson et al.,</w:t>
+        <w:t xml:space="preserve">P. Henderson et al.,</w:t>
+      </w:r>
+      <w:r>
+        <w:t xml:space="preserve"> </w:t>
+      </w:r>
+      <w:r>
+        <w:t xml:space="preserve">‘</w:t>
+      </w:r>
+      <w:r>
+        <w:t xml:space="preserve">Pile of Law: Learning Responsible Data Filtering from the Law and a 256GB Open-Source Legal Dataset</w:t>
+      </w:r>
+      <w:r>
+        <w:t xml:space="preserve">’</w:t>
+      </w:r>
+      <w:r>
+        <w:t xml:space="preserve">, in</w:t>
       </w:r>
       <w:r>
         <w:t xml:space="preserve"> </w:t>
@@ -8281,13 +8271,28 @@
           <w:iCs/>
           <w:i/>
         </w:rPr>
-        <w:t xml:space="preserve">Pile of Law: Learning Responsible Data Filtering from the Law and a 256GB Open-Source Legal Dataset</w:t>
-      </w:r>
-      <w:r>
-        <w:t xml:space="preserve"> </w:t>
-      </w:r>
-      <w:r>
-        <w:t xml:space="preserve">(Neural Info. Processing Sys. Datasets &amp; Benchmarks Track, 2022); Joel Niklaus et al.,</w:t>
+        <w:t xml:space="preserve">Advances in Neural Information Processing Systems 35, Datasets and Benchmarks Track</w:t>
+      </w:r>
+      <w:r>
+        <w:t xml:space="preserve"> </w:t>
+      </w:r>
+      <w:r>
+        <w:t xml:space="preserve">(2022); J. Niklaus et al.,</w:t>
+      </w:r>
+      <w:r>
+        <w:t xml:space="preserve"> </w:t>
+      </w:r>
+      <w:r>
+        <w:t xml:space="preserve">‘</w:t>
+      </w:r>
+      <w:r>
+        <w:t xml:space="preserve">MultiLegalPile: A 689GB Multilingual Legal Corpus</w:t>
+      </w:r>
+      <w:r>
+        <w:t xml:space="preserve">’</w:t>
+      </w:r>
+      <w:r>
+        <w:t xml:space="preserve">, in</w:t>
       </w:r>
       <w:r>
         <w:t xml:space="preserve"> </w:t>
@@ -8297,18 +8302,6 @@
           <w:iCs/>
           <w:i/>
         </w:rPr>
-        <w:t xml:space="preserve">MultiLegalPile: A 689GB Multilingual Legal Corpus</w:t>
-      </w:r>
-      <w:r>
-        <w:t xml:space="preserve">, in</w:t>
-      </w:r>
-      <w:r>
-        <w:t xml:space="preserve"> </w:t>
-      </w:r>
-      <w:r>
-        <w:rPr>
-          <w:smallCaps/>
-        </w:rPr>
         <w:t xml:space="preserve">Proceedings of the 62nd Annual Meeting of the Association for Computational Linguistics</w:t>
       </w:r>
       <w:r>
@@ -8334,7 +8327,22 @@
         <w:t xml:space="preserve"> </w:t>
       </w:r>
       <w:r>
-        <w:t xml:space="preserve">Monica Palmirani &amp; Fabio Vitali,</w:t>
+        <w:t xml:space="preserve">M. Palmirani &amp; F. Vitali,</w:t>
+      </w:r>
+      <w:r>
+        <w:t xml:space="preserve"> </w:t>
+      </w:r>
+      <w:r>
+        <w:t xml:space="preserve">‘</w:t>
+      </w:r>
+      <w:r>
+        <w:t xml:space="preserve">Akoma-Ntoso for Legal Documents</w:t>
+      </w:r>
+      <w:r>
+        <w:t xml:space="preserve">’</w:t>
+      </w:r>
+      <w:r>
+        <w:t xml:space="preserve">, in</w:t>
       </w:r>
       <w:r>
         <w:t xml:space="preserve"> </w:t>
@@ -8344,25 +8352,13 @@
           <w:iCs/>
           <w:i/>
         </w:rPr>
-        <w:t xml:space="preserve">Akoma-Ntoso for Legal Documents</w:t>
-      </w:r>
-      <w:r>
-        <w:t xml:space="preserve">, in</w:t>
-      </w:r>
-      <w:r>
-        <w:t xml:space="preserve"> </w:t>
-      </w:r>
-      <w:r>
-        <w:rPr>
-          <w:smallCaps/>
-        </w:rPr>
         <w:t xml:space="preserve">Legislative XML for the Semantic Web</w:t>
       </w:r>
       <w:r>
         <w:t xml:space="preserve"> </w:t>
       </w:r>
       <w:r>
-        <w:t xml:space="preserve">75 (2011).</w:t>
+        <w:t xml:space="preserve">(2011) 75.</w:t>
       </w:r>
     </w:p>
   </w:footnote>
@@ -8381,7 +8377,22 @@
         <w:t xml:space="preserve"> </w:t>
       </w:r>
       <w:r>
-        <w:t xml:space="preserve">Daniel Martin Katz &amp; Michael J. Bommarito,</w:t>
+        <w:t xml:space="preserve">D.M. Katz &amp; M.J. Bommarito,</w:t>
+      </w:r>
+      <w:r>
+        <w:t xml:space="preserve"> </w:t>
+      </w:r>
+      <w:r>
+        <w:t xml:space="preserve">‘</w:t>
+      </w:r>
+      <w:r>
+        <w:t xml:space="preserve">Measuring the Complexity of the Law: The United States Code</w:t>
+      </w:r>
+      <w:r>
+        <w:t xml:space="preserve">’</w:t>
+      </w:r>
+      <w:r>
+        <w:t xml:space="preserve">,</w:t>
       </w:r>
       <w:r>
         <w:t xml:space="preserve"> </w:t>
@@ -8391,25 +8402,28 @@
           <w:iCs/>
           <w:i/>
         </w:rPr>
-        <w:t xml:space="preserve">Measuring the Complexity of the Law: The United States Code</w:t>
-      </w:r>
-      <w:r>
-        <w:t xml:space="preserve">, 22</w:t>
-      </w:r>
-      <w:r>
-        <w:t xml:space="preserve"> </w:t>
-      </w:r>
-      <w:r>
-        <w:rPr>
-          <w:smallCaps/>
-        </w:rPr>
-        <w:t xml:space="preserve">A.I. &amp; L.</w:t>
-      </w:r>
-      <w:r>
-        <w:t xml:space="preserve"> </w:t>
-      </w:r>
-      <w:r>
-        <w:t xml:space="preserve">337 (2014); Corinna Coupette et al.,</w:t>
+        <w:t xml:space="preserve">Artificial Intelligence and Law</w:t>
+      </w:r>
+      <w:r>
+        <w:t xml:space="preserve"> </w:t>
+      </w:r>
+      <w:r>
+        <w:t xml:space="preserve">22(4) (2014): 337–374, doi 10.1007/s10506-014-9160-8; C. Coupette et al.,</w:t>
+      </w:r>
+      <w:r>
+        <w:t xml:space="preserve"> </w:t>
+      </w:r>
+      <w:r>
+        <w:t xml:space="preserve">‘</w:t>
+      </w:r>
+      <w:r>
+        <w:t xml:space="preserve">Measuring Law Over Time: A Network Analytical Framework with an Application to Statutes and Regulations in the United States and Germany</w:t>
+      </w:r>
+      <w:r>
+        <w:t xml:space="preserve">’</w:t>
+      </w:r>
+      <w:r>
+        <w:t xml:space="preserve">,</w:t>
       </w:r>
       <w:r>
         <w:t xml:space="preserve"> </w:t>
@@ -8419,22 +8433,13 @@
           <w:iCs/>
           <w:i/>
         </w:rPr>
-        <w:t xml:space="preserve">Measuring Law Over Time: A Network Analytical Framework with an Application to Statutes and Regulations in the United States and Germany</w:t>
-      </w:r>
-      <w:r>
-        <w:t xml:space="preserve">, 9</w:t>
-      </w:r>
-      <w:r>
-        <w:t xml:space="preserve"> </w:t>
-      </w:r>
-      <w:r>
-        <w:rPr>
-          <w:smallCaps/>
-        </w:rPr>
         <w:t xml:space="preserve">Frontiers in Physics</w:t>
       </w:r>
       <w:r>
-        <w:t xml:space="preserve">, art. 658463 (2021).</w:t>
+        <w:t xml:space="preserve"> </w:t>
+      </w:r>
+      <w:r>
+        <w:t xml:space="preserve">9 (2021): art. 658463, doi 10.3389/fphy.2021.658463.</w:t>
       </w:r>
     </w:p>
   </w:footnote>
@@ -8484,20 +8489,7 @@
         <w:t xml:space="preserve"> </w:t>
       </w:r>
       <w:r>
-        <w:t xml:space="preserve">Competition Law,</w:t>
-      </w:r>
-      <w:r>
-        <w:t xml:space="preserve"> </w:t>
-      </w:r>
-      <w:r>
-        <w:rPr>
-          <w:iCs/>
-          <w:i/>
-        </w:rPr>
-        <w:t xml:space="preserve">supra</w:t>
-      </w:r>
-      <w:r>
-        <w:t xml:space="preserve">, art. 1; Implementing Regulation of the Competition Law, GAC Board Decision No. 337 (25/1/1441H), art. 1 (Saudi Arabia).</w:t>
+        <w:t xml:space="preserve">Competition Law, supra note 1, art. 1; Implementing Regulation of the Competition Law, GAC Board Decision No. 337 (25/1/1441H), art. 1 (Saudi Arabia).</w:t>
       </w:r>
     </w:p>
   </w:footnote>
@@ -8535,20 +8527,7 @@
         <w:t xml:space="preserve"> </w:t>
       </w:r>
       <w:r>
-        <w:t xml:space="preserve">Labour Law,</w:t>
-      </w:r>
-      <w:r>
-        <w:t xml:space="preserve"> </w:t>
-      </w:r>
-      <w:r>
-        <w:rPr>
-          <w:iCs/>
-          <w:i/>
-        </w:rPr>
-        <w:t xml:space="preserve">supra</w:t>
-      </w:r>
-      <w:r>
-        <w:t xml:space="preserve">, art. 2; High-Risk Professions Work Organization Regulation art. 1; OSH Service Providers Licensing and Accreditation Regulation art. 1 (Saudi Arabia).</w:t>
+        <w:t xml:space="preserve">Labour Law, supra note 2, art. 2; High-Risk Professions Work Organization Regulation art. 1; OSH Service Providers Licensing and Accreditation Regulation art. 1 (Saudi Arabia).</w:t>
       </w:r>
     </w:p>
   </w:footnote>

--- a/docs/research/definitions_paper/submission_manuscript.docx
+++ b/docs/research/definitions_paper/submission_manuscript.docx
@@ -7999,7 +7999,19 @@
         <w:t xml:space="preserve"> </w:t>
       </w:r>
       <w:r>
-        <w:t xml:space="preserve">licensed; see the data availability statement below.</w:t>
+        <w:t xml:space="preserve">licensed; the repository is named in the data availability statement</w:t>
+      </w:r>
+      <w:r>
+        <w:t xml:space="preserve"> </w:t>
+      </w:r>
+      <w:r>
+        <w:t xml:space="preserve">supplied with this submission, which is withheld from the anonymised text</w:t>
+      </w:r>
+      <w:r>
+        <w:t xml:space="preserve"> </w:t>
+      </w:r>
+      <w:r>
+        <w:t xml:space="preserve">because its address identifies the author.</w:t>
       </w:r>
     </w:p>
   </w:footnote>
@@ -8470,7 +8482,7 @@
         <w:t xml:space="preserve"> </w:t>
       </w:r>
       <w:r>
-        <w:t xml:space="preserve">data availability statement.</w:t>
+        <w:t xml:space="preserve">data availability statement supplied with this submission.</w:t>
       </w:r>
     </w:p>
   </w:footnote>
